--- a/Система/Созыкин/21 - типы записей DNS.docx
+++ b/Система/Созыкин/21 - типы записей DNS.docx
@@ -760,9 +760,7 @@
       </w:pPr>
       <w:r>
         <w:rPr>
-          <w:sz w:val="26"/>
-          <w:szCs w:val="26"/>
-          <w:lang w:val="ru-RU"/>
+          <w:lang w:val="en-US"/>
         </w:rPr>
       </w:r>
     </w:p>
@@ -815,15 +813,7 @@
           <w:szCs w:val="26"/>
           <w:lang w:val="ru-RU"/>
         </w:rPr>
-        <w:t xml:space="preserve">можно указать тип записи, </w:t>
-      </w:r>
-      <w:r>
-        <w:rPr>
-          <w:sz w:val="26"/>
-          <w:szCs w:val="26"/>
-          <w:lang w:val="ru-RU"/>
-        </w:rPr>
-        <w:t xml:space="preserve">которую </w:t>
+        <w:t xml:space="preserve">можно указать тип записи, которую </w:t>
       </w:r>
       <w:r>
         <w:rPr>
@@ -839,15 +829,7 @@
           <w:szCs w:val="26"/>
           <w:lang w:val="ru-RU"/>
         </w:rPr>
-        <w:t>еобходимо</w:t>
-      </w:r>
-      <w:r>
-        <w:rPr>
-          <w:sz w:val="26"/>
-          <w:szCs w:val="26"/>
-          <w:lang w:val="ru-RU"/>
-        </w:rPr>
-        <w:t xml:space="preserve"> получить:</w:t>
+        <w:t>еобходимо получить:</w:t>
       </w:r>
     </w:p>
     <w:p>
@@ -960,9 +942,7 @@
       </w:pPr>
       <w:r>
         <w:rPr>
-          <w:sz w:val="26"/>
-          <w:szCs w:val="26"/>
-          <w:lang w:val="ru-RU"/>
+          <w:lang w:val="en-US"/>
         </w:rPr>
         <w:drawing>
           <wp:anchor behindDoc="0" distT="0" distB="0" distL="0" distR="0" simplePos="0" locked="0" layoutInCell="0" allowOverlap="1" relativeHeight="2">
@@ -1022,173 +1002,133 @@
       </w:pPr>
       <w:r>
         <w:rPr>
-          <w:sz w:val="26"/>
-          <w:szCs w:val="26"/>
-          <w:lang w:val="ru-RU"/>
-        </w:rPr>
-      </w:r>
-    </w:p>
-    <w:p>
-      <w:pPr>
-        <w:pStyle w:val="Normal"/>
-        <w:spacing w:before="0" w:after="0"/>
-        <w:jc w:val="left"/>
-        <w:rPr>
-          <w:lang w:val="en-US"/>
-        </w:rPr>
-      </w:pPr>
-      <w:r>
-        <w:rPr>
-          <w:sz w:val="26"/>
-          <w:szCs w:val="26"/>
-          <w:lang w:val="ru-RU"/>
-        </w:rPr>
-      </w:r>
-    </w:p>
-    <w:p>
-      <w:pPr>
-        <w:pStyle w:val="Normal"/>
-        <w:spacing w:before="0" w:after="0"/>
-        <w:jc w:val="left"/>
-        <w:rPr>
-          <w:lang w:val="en-US"/>
-        </w:rPr>
-      </w:pPr>
-      <w:r>
-        <w:rPr>
-          <w:sz w:val="26"/>
-          <w:szCs w:val="26"/>
-          <w:lang w:val="ru-RU"/>
-        </w:rPr>
-      </w:r>
-    </w:p>
-    <w:p>
-      <w:pPr>
-        <w:pStyle w:val="Normal"/>
-        <w:spacing w:before="0" w:after="0"/>
-        <w:jc w:val="left"/>
-        <w:rPr>
-          <w:lang w:val="en-US"/>
-        </w:rPr>
-      </w:pPr>
-      <w:r>
-        <w:rPr>
-          <w:sz w:val="26"/>
-          <w:szCs w:val="26"/>
-          <w:lang w:val="ru-RU"/>
-        </w:rPr>
-      </w:r>
-    </w:p>
-    <w:p>
-      <w:pPr>
-        <w:pStyle w:val="Normal"/>
-        <w:spacing w:before="0" w:after="0"/>
-        <w:jc w:val="left"/>
-        <w:rPr>
-          <w:lang w:val="en-US"/>
-        </w:rPr>
-      </w:pPr>
-      <w:r>
-        <w:rPr>
-          <w:sz w:val="26"/>
-          <w:szCs w:val="26"/>
-          <w:lang w:val="ru-RU"/>
-        </w:rPr>
-      </w:r>
-    </w:p>
-    <w:p>
-      <w:pPr>
-        <w:pStyle w:val="Normal"/>
-        <w:spacing w:before="0" w:after="0"/>
-        <w:jc w:val="left"/>
-        <w:rPr>
-          <w:lang w:val="en-US"/>
-        </w:rPr>
-      </w:pPr>
-      <w:r>
-        <w:rPr>
-          <w:sz w:val="26"/>
-          <w:szCs w:val="26"/>
-          <w:lang w:val="ru-RU"/>
-        </w:rPr>
-      </w:r>
-    </w:p>
-    <w:p>
-      <w:pPr>
-        <w:pStyle w:val="Normal"/>
-        <w:spacing w:before="0" w:after="0"/>
-        <w:jc w:val="left"/>
-        <w:rPr>
-          <w:lang w:val="en-US"/>
-        </w:rPr>
-      </w:pPr>
-      <w:r>
-        <w:rPr>
-          <w:sz w:val="26"/>
-          <w:szCs w:val="26"/>
-          <w:lang w:val="ru-RU"/>
-        </w:rPr>
-      </w:r>
-    </w:p>
-    <w:p>
-      <w:pPr>
-        <w:pStyle w:val="Normal"/>
-        <w:spacing w:before="0" w:after="0"/>
-        <w:jc w:val="left"/>
-        <w:rPr>
-          <w:lang w:val="en-US"/>
-        </w:rPr>
-      </w:pPr>
-      <w:r>
-        <w:rPr>
-          <w:sz w:val="26"/>
-          <w:szCs w:val="26"/>
-          <w:lang w:val="ru-RU"/>
-        </w:rPr>
-      </w:r>
-    </w:p>
-    <w:p>
-      <w:pPr>
-        <w:pStyle w:val="Normal"/>
-        <w:spacing w:before="0" w:after="0"/>
-        <w:jc w:val="left"/>
-        <w:rPr>
-          <w:sz w:val="26"/>
-          <w:szCs w:val="26"/>
-          <w:lang w:val="ru-RU"/>
-        </w:rPr>
-      </w:pPr>
-      <w:r>
-        <w:rPr>
-          <w:sz w:val="26"/>
-          <w:szCs w:val="26"/>
-          <w:lang w:val="en-US"/>
-        </w:rPr>
-        <w:t>Чтобы получить IPv</w:t>
-      </w:r>
-      <w:r>
-        <w:rPr>
-          <w:sz w:val="26"/>
-          <w:szCs w:val="26"/>
-          <w:lang w:val="en-US"/>
-        </w:rPr>
-        <w:t>6</w:t>
-      </w:r>
-      <w:r>
-        <w:rPr>
-          <w:sz w:val="26"/>
-          <w:szCs w:val="26"/>
-          <w:lang w:val="en-US"/>
-        </w:rPr>
-        <w:t xml:space="preserve"> указываем тип записи A: -type=A</w:t>
-      </w:r>
-      <w:r>
-        <w:rPr>
-          <w:sz w:val="26"/>
-          <w:szCs w:val="26"/>
-          <w:lang w:val="en-US"/>
-        </w:rPr>
-        <w:t>ААА</w:t>
+          <w:lang w:val="en-US"/>
+        </w:rPr>
+      </w:r>
+    </w:p>
+    <w:p>
+      <w:pPr>
+        <w:pStyle w:val="Normal"/>
+        <w:spacing w:before="0" w:after="0"/>
+        <w:jc w:val="left"/>
+        <w:rPr>
+          <w:lang w:val="en-US"/>
+        </w:rPr>
+      </w:pPr>
+      <w:r>
+        <w:rPr>
+          <w:lang w:val="en-US"/>
+        </w:rPr>
+      </w:r>
+    </w:p>
+    <w:p>
+      <w:pPr>
+        <w:pStyle w:val="Normal"/>
+        <w:spacing w:before="0" w:after="0"/>
+        <w:jc w:val="left"/>
+        <w:rPr>
+          <w:lang w:val="en-US"/>
+        </w:rPr>
+      </w:pPr>
+      <w:r>
+        <w:rPr>
+          <w:lang w:val="en-US"/>
+        </w:rPr>
+      </w:r>
+    </w:p>
+    <w:p>
+      <w:pPr>
+        <w:pStyle w:val="Normal"/>
+        <w:spacing w:before="0" w:after="0"/>
+        <w:jc w:val="left"/>
+        <w:rPr>
+          <w:lang w:val="en-US"/>
+        </w:rPr>
+      </w:pPr>
+      <w:r>
+        <w:rPr>
+          <w:lang w:val="en-US"/>
+        </w:rPr>
+      </w:r>
+    </w:p>
+    <w:p>
+      <w:pPr>
+        <w:pStyle w:val="Normal"/>
+        <w:spacing w:before="0" w:after="0"/>
+        <w:jc w:val="left"/>
+        <w:rPr>
+          <w:lang w:val="en-US"/>
+        </w:rPr>
+      </w:pPr>
+      <w:r>
+        <w:rPr>
+          <w:lang w:val="en-US"/>
+        </w:rPr>
+      </w:r>
+    </w:p>
+    <w:p>
+      <w:pPr>
+        <w:pStyle w:val="Normal"/>
+        <w:spacing w:before="0" w:after="0"/>
+        <w:jc w:val="left"/>
+        <w:rPr>
+          <w:lang w:val="en-US"/>
+        </w:rPr>
+      </w:pPr>
+      <w:r>
+        <w:rPr>
+          <w:lang w:val="en-US"/>
+        </w:rPr>
+      </w:r>
+    </w:p>
+    <w:p>
+      <w:pPr>
+        <w:pStyle w:val="Normal"/>
+        <w:spacing w:before="0" w:after="0"/>
+        <w:jc w:val="left"/>
+        <w:rPr>
+          <w:lang w:val="en-US"/>
+        </w:rPr>
+      </w:pPr>
+      <w:r>
+        <w:rPr>
+          <w:lang w:val="en-US"/>
+        </w:rPr>
+      </w:r>
+    </w:p>
+    <w:p>
+      <w:pPr>
+        <w:pStyle w:val="Normal"/>
+        <w:spacing w:before="0" w:after="0"/>
+        <w:jc w:val="left"/>
+        <w:rPr>
+          <w:lang w:val="en-US"/>
+        </w:rPr>
+      </w:pPr>
+      <w:r>
+        <w:rPr>
+          <w:lang w:val="en-US"/>
+        </w:rPr>
+      </w:r>
+    </w:p>
+    <w:p>
+      <w:pPr>
+        <w:pStyle w:val="Normal"/>
+        <w:spacing w:before="0" w:after="0"/>
+        <w:jc w:val="left"/>
+        <w:rPr>
+          <w:sz w:val="26"/>
+          <w:szCs w:val="26"/>
+          <w:lang w:val="ru-RU"/>
+        </w:rPr>
+      </w:pPr>
+      <w:r>
+        <w:rPr>
+          <w:sz w:val="26"/>
+          <w:szCs w:val="26"/>
+          <w:lang w:val="en-US"/>
+        </w:rPr>
+        <w:t>Чтобы получить IPv6 указываем тип записи A: -type=AААА</w:t>
       </w:r>
     </w:p>
     <w:p>
@@ -1230,9 +1170,7 @@
       </w:pPr>
       <w:r>
         <w:rPr>
-          <w:sz w:val="26"/>
-          <w:szCs w:val="26"/>
-          <w:lang w:val="ru-RU"/>
+          <w:lang w:val="en-US"/>
         </w:rPr>
         <w:drawing>
           <wp:anchor behindDoc="0" distT="0" distB="0" distL="0" distR="0" simplePos="0" locked="0" layoutInCell="0" allowOverlap="1" relativeHeight="4">
@@ -1292,179 +1230,188 @@
       </w:pPr>
       <w:r>
         <w:rPr>
-          <w:sz w:val="26"/>
-          <w:szCs w:val="26"/>
-          <w:lang w:val="ru-RU"/>
-        </w:rPr>
-      </w:r>
-    </w:p>
-    <w:p>
-      <w:pPr>
-        <w:pStyle w:val="Normal"/>
-        <w:spacing w:before="0" w:after="0"/>
-        <w:jc w:val="left"/>
-        <w:rPr>
-          <w:lang w:val="en-US"/>
-        </w:rPr>
-      </w:pPr>
-      <w:r>
-        <w:rPr>
-          <w:sz w:val="26"/>
-          <w:szCs w:val="26"/>
-          <w:lang w:val="ru-RU"/>
-        </w:rPr>
-      </w:r>
-    </w:p>
-    <w:p>
-      <w:pPr>
-        <w:pStyle w:val="Normal"/>
-        <w:spacing w:before="0" w:after="0"/>
-        <w:jc w:val="left"/>
-        <w:rPr>
-          <w:lang w:val="en-US"/>
-        </w:rPr>
-      </w:pPr>
-      <w:r>
-        <w:rPr>
-          <w:sz w:val="26"/>
-          <w:szCs w:val="26"/>
-          <w:lang w:val="ru-RU"/>
-        </w:rPr>
-      </w:r>
-    </w:p>
-    <w:p>
-      <w:pPr>
-        <w:pStyle w:val="Normal"/>
-        <w:spacing w:before="0" w:after="0"/>
-        <w:jc w:val="left"/>
-        <w:rPr>
-          <w:lang w:val="en-US"/>
-        </w:rPr>
-      </w:pPr>
-      <w:r>
-        <w:rPr>
-          <w:sz w:val="26"/>
-          <w:szCs w:val="26"/>
-          <w:lang w:val="ru-RU"/>
-        </w:rPr>
-      </w:r>
-    </w:p>
-    <w:p>
-      <w:pPr>
-        <w:pStyle w:val="Normal"/>
-        <w:spacing w:before="0" w:after="0"/>
-        <w:jc w:val="left"/>
-        <w:rPr>
-          <w:lang w:val="en-US"/>
-        </w:rPr>
-      </w:pPr>
-      <w:r>
-        <w:rPr>
-          <w:sz w:val="26"/>
-          <w:szCs w:val="26"/>
-          <w:lang w:val="ru-RU"/>
-        </w:rPr>
-      </w:r>
-    </w:p>
-    <w:p>
-      <w:pPr>
-        <w:pStyle w:val="Normal"/>
-        <w:spacing w:before="0" w:after="0"/>
-        <w:jc w:val="left"/>
-        <w:rPr>
-          <w:lang w:val="en-US"/>
-        </w:rPr>
-      </w:pPr>
-      <w:r>
-        <w:rPr>
-          <w:sz w:val="26"/>
-          <w:szCs w:val="26"/>
-          <w:lang w:val="ru-RU"/>
-        </w:rPr>
-      </w:r>
-    </w:p>
-    <w:p>
-      <w:pPr>
-        <w:pStyle w:val="Normal"/>
-        <w:spacing w:before="0" w:after="0"/>
-        <w:jc w:val="left"/>
-        <w:rPr>
-          <w:lang w:val="en-US"/>
-        </w:rPr>
-      </w:pPr>
-      <w:r>
-        <w:rPr>
-          <w:sz w:val="26"/>
-          <w:szCs w:val="26"/>
-          <w:lang w:val="ru-RU"/>
-        </w:rPr>
-      </w:r>
-    </w:p>
-    <w:p>
-      <w:pPr>
-        <w:pStyle w:val="Normal"/>
-        <w:spacing w:before="0" w:after="0"/>
-        <w:jc w:val="left"/>
-        <w:rPr>
-          <w:lang w:val="en-US"/>
-        </w:rPr>
-      </w:pPr>
-      <w:r>
-        <w:rPr>
-          <w:sz w:val="26"/>
-          <w:szCs w:val="26"/>
-          <w:lang w:val="ru-RU"/>
-        </w:rPr>
-      </w:r>
-    </w:p>
-    <w:p>
-      <w:pPr>
-        <w:pStyle w:val="Normal"/>
-        <w:spacing w:before="0" w:after="0"/>
-        <w:jc w:val="left"/>
-        <w:rPr>
-          <w:lang w:val="en-US"/>
-        </w:rPr>
-      </w:pPr>
-      <w:r>
-        <w:rPr>
-          <w:sz w:val="26"/>
-          <w:szCs w:val="26"/>
-          <w:lang w:val="ru-RU"/>
-        </w:rPr>
-      </w:r>
-    </w:p>
-    <w:p>
-      <w:pPr>
-        <w:pStyle w:val="Normal"/>
-        <w:spacing w:before="0" w:after="0"/>
-        <w:jc w:val="left"/>
-        <w:rPr>
-          <w:lang w:val="en-US"/>
-        </w:rPr>
-      </w:pPr>
-      <w:r>
-        <w:rPr>
-          <w:sz w:val="26"/>
-          <w:szCs w:val="26"/>
-          <w:lang w:val="ru-RU"/>
-        </w:rPr>
-      </w:r>
-    </w:p>
-    <w:p>
-      <w:pPr>
-        <w:pStyle w:val="Normal"/>
-        <w:spacing w:before="0" w:after="0"/>
-        <w:jc w:val="left"/>
-        <w:rPr>
-          <w:lang w:val="en-US"/>
-        </w:rPr>
-      </w:pPr>
-      <w:r>
-        <w:rPr>
-          <w:sz w:val="26"/>
-          <w:szCs w:val="26"/>
-          <w:lang w:val="ru-RU"/>
+          <w:lang w:val="en-US"/>
+        </w:rPr>
+      </w:r>
+    </w:p>
+    <w:p>
+      <w:pPr>
+        <w:pStyle w:val="Normal"/>
+        <w:spacing w:before="0" w:after="0"/>
+        <w:jc w:val="left"/>
+        <w:rPr>
+          <w:lang w:val="en-US"/>
+        </w:rPr>
+      </w:pPr>
+      <w:r>
+        <w:rPr>
+          <w:lang w:val="en-US"/>
+        </w:rPr>
+      </w:r>
+    </w:p>
+    <w:p>
+      <w:pPr>
+        <w:pStyle w:val="Normal"/>
+        <w:spacing w:before="0" w:after="0"/>
+        <w:jc w:val="left"/>
+        <w:rPr>
+          <w:lang w:val="en-US"/>
+        </w:rPr>
+      </w:pPr>
+      <w:r>
+        <w:rPr>
+          <w:lang w:val="en-US"/>
+        </w:rPr>
+      </w:r>
+    </w:p>
+    <w:p>
+      <w:pPr>
+        <w:pStyle w:val="Normal"/>
+        <w:spacing w:before="0" w:after="0"/>
+        <w:jc w:val="left"/>
+        <w:rPr>
+          <w:lang w:val="en-US"/>
+        </w:rPr>
+      </w:pPr>
+      <w:r>
+        <w:rPr>
+          <w:lang w:val="en-US"/>
+        </w:rPr>
+      </w:r>
+    </w:p>
+    <w:p>
+      <w:pPr>
+        <w:pStyle w:val="Normal"/>
+        <w:spacing w:before="0" w:after="0"/>
+        <w:jc w:val="left"/>
+        <w:rPr>
+          <w:lang w:val="en-US"/>
+        </w:rPr>
+      </w:pPr>
+      <w:r>
+        <w:rPr>
+          <w:lang w:val="en-US"/>
+        </w:rPr>
+      </w:r>
+    </w:p>
+    <w:p>
+      <w:pPr>
+        <w:pStyle w:val="Normal"/>
+        <w:spacing w:before="0" w:after="0"/>
+        <w:jc w:val="left"/>
+        <w:rPr>
+          <w:lang w:val="en-US"/>
+        </w:rPr>
+      </w:pPr>
+      <w:r>
+        <w:rPr>
+          <w:lang w:val="en-US"/>
+        </w:rPr>
+      </w:r>
+    </w:p>
+    <w:p>
+      <w:pPr>
+        <w:pStyle w:val="Normal"/>
+        <w:spacing w:before="0" w:after="0"/>
+        <w:jc w:val="left"/>
+        <w:rPr>
+          <w:lang w:val="en-US"/>
+        </w:rPr>
+      </w:pPr>
+      <w:r>
+        <w:rPr>
+          <w:lang w:val="en-US"/>
+        </w:rPr>
+      </w:r>
+    </w:p>
+    <w:p>
+      <w:pPr>
+        <w:pStyle w:val="Normal"/>
+        <w:spacing w:before="0" w:after="0"/>
+        <w:jc w:val="left"/>
+        <w:rPr>
+          <w:lang w:val="en-US"/>
+        </w:rPr>
+      </w:pPr>
+      <w:r>
+        <w:rPr>
+          <w:lang w:val="en-US"/>
+        </w:rPr>
+      </w:r>
+    </w:p>
+    <w:p>
+      <w:pPr>
+        <w:pStyle w:val="Normal"/>
+        <w:spacing w:before="0" w:after="0"/>
+        <w:jc w:val="left"/>
+        <w:rPr>
+          <w:lang w:val="ru-RU"/>
+        </w:rPr>
+      </w:pPr>
+      <w:r>
+        <w:rPr>
+          <w:lang w:val="ru-RU"/>
+        </w:rPr>
+        <w:t xml:space="preserve">В утилите </w:t>
+      </w:r>
+      <w:r>
+        <w:rPr>
+          <w:lang w:val="en-US"/>
+        </w:rPr>
+        <w:t xml:space="preserve">dig </w:t>
+      </w:r>
+      <w:r>
+        <w:rPr>
+          <w:lang w:val="ru-RU"/>
+        </w:rPr>
+        <w:t xml:space="preserve">и </w:t>
+      </w:r>
+      <w:r>
+        <w:rPr>
+          <w:lang w:val="en-US"/>
+        </w:rPr>
+        <w:t xml:space="preserve">host </w:t>
+      </w:r>
+      <w:r>
+        <w:rPr>
+          <w:lang w:val="ru-RU"/>
+        </w:rPr>
+        <w:t>используется флаг -</w:t>
+      </w:r>
+      <w:r>
+        <w:rPr>
+          <w:lang w:val="en-US"/>
+        </w:rPr>
+        <w:t>t</w:t>
+      </w:r>
+    </w:p>
+    <w:p>
+      <w:pPr>
+        <w:pStyle w:val="Normal"/>
+        <w:spacing w:before="0" w:after="0"/>
+        <w:jc w:val="left"/>
+        <w:rPr>
+          <w:lang w:val="en-US"/>
+        </w:rPr>
+      </w:pPr>
+      <w:r>
+        <w:rPr>
+          <w:lang w:val="en-US"/>
+        </w:rPr>
+      </w:r>
+    </w:p>
+    <w:p>
+      <w:pPr>
+        <w:pStyle w:val="Normal"/>
+        <w:spacing w:before="0" w:after="0"/>
+        <w:jc w:val="left"/>
+        <w:rPr>
+          <w:lang w:val="en-US"/>
+        </w:rPr>
+      </w:pPr>
+      <w:r>
+        <w:rPr>
+          <w:lang w:val="en-US"/>
         </w:rPr>
       </w:r>
     </w:p>
@@ -1694,7 +1641,7 @@
           <w:szCs w:val="26"/>
           <w:lang w:val="ru-RU"/>
         </w:rPr>
-        <w:t xml:space="preserve">Тут указаны 5 серверов, которые принимают почту для домена  </w:t>
+        <w:t xml:space="preserve">В них указаны 5 серверов, которые принимают почту для домена  </w:t>
       </w:r>
       <w:r>
         <w:rPr>
@@ -1753,13 +1700,799 @@
         <w:spacing w:before="0" w:after="0"/>
         <w:jc w:val="left"/>
         <w:rPr>
-          <w:sz w:val="26"/>
-          <w:szCs w:val="26"/>
-          <w:lang w:val="ru-RU"/>
-        </w:rPr>
-      </w:pPr>
-      <w:r>
-        <w:rPr/>
+          <w:lang w:val="ru-RU"/>
+        </w:rPr>
+      </w:pPr>
+      <w:r>
+        <w:rPr>
+          <w:lang w:val="ru-RU"/>
+        </w:rPr>
+      </w:r>
+    </w:p>
+    <w:p>
+      <w:pPr>
+        <w:pStyle w:val="Normal"/>
+        <w:spacing w:before="0" w:after="0"/>
+        <w:jc w:val="left"/>
+        <w:rPr>
+          <w:lang w:val="ru-RU"/>
+        </w:rPr>
+      </w:pPr>
+      <w:r>
+        <w:rPr>
+          <w:lang w:val="ru-RU"/>
+        </w:rPr>
+        <w:t xml:space="preserve">Адреса </w:t>
+      </w:r>
+      <w:r>
+        <w:rPr>
+          <w:lang w:val="en-US"/>
+        </w:rPr>
+        <w:t>DNS-</w:t>
+      </w:r>
+      <w:r>
+        <w:rPr>
+          <w:lang w:val="ru-RU"/>
+        </w:rPr>
+        <w:t>серверов</w:t>
+      </w:r>
+      <w:r>
+        <w:rPr>
+          <w:lang w:val="en-US"/>
+        </w:rPr>
+        <w:t>.</w:t>
+      </w:r>
+    </w:p>
+    <w:p>
+      <w:pPr>
+        <w:pStyle w:val="Normal"/>
+        <w:spacing w:before="0" w:after="0"/>
+        <w:jc w:val="left"/>
+        <w:rPr>
+          <w:lang w:val="ru-RU"/>
+        </w:rPr>
+      </w:pPr>
+      <w:r>
+        <w:rPr>
+          <w:lang w:val="ru-RU"/>
+        </w:rPr>
+        <w:t xml:space="preserve">Дерево доменных имён разделено на отдельные зоны, и есть отдельные сервера, которые обслуживают, например корневой домен, домены в зоне </w:t>
+      </w:r>
+      <w:r>
+        <w:rPr>
+          <w:lang w:val="en-US"/>
+        </w:rPr>
+        <w:t xml:space="preserve">ru, yandex </w:t>
+      </w:r>
+      <w:r>
+        <w:rPr>
+          <w:lang w:val="ru-RU"/>
+        </w:rPr>
+        <w:t>и т.д.</w:t>
+      </w:r>
+    </w:p>
+    <w:p>
+      <w:pPr>
+        <w:pStyle w:val="Normal"/>
+        <w:spacing w:before="0" w:after="0"/>
+        <w:jc w:val="left"/>
+        <w:rPr>
+          <w:lang w:val="ru-RU"/>
+        </w:rPr>
+      </w:pPr>
+      <w:r>
+        <w:rPr>
+          <w:lang w:val="ru-RU"/>
+        </w:rPr>
+        <w:t xml:space="preserve">Можно узнать какие </w:t>
+      </w:r>
+      <w:r>
+        <w:rPr>
+          <w:lang w:val="en-US"/>
+        </w:rPr>
+        <w:t>DNS-</w:t>
+      </w:r>
+      <w:r>
+        <w:rPr>
+          <w:lang w:val="ru-RU"/>
+        </w:rPr>
+        <w:t xml:space="preserve">серверы обслуживают какую-то конкретную доменную зону, например </w:t>
+      </w:r>
+      <w:r>
+        <w:rPr>
+          <w:lang w:val="en-US"/>
+        </w:rPr>
+        <w:t xml:space="preserve">yandex.ru </w:t>
+      </w:r>
+      <w:r>
+        <w:rPr>
+          <w:lang w:val="ru-RU"/>
+        </w:rPr>
+        <w:t>при помощи</w:t>
+      </w:r>
+      <w:r>
+        <w:rPr>
+          <w:lang w:val="en-US"/>
+        </w:rPr>
+        <w:t xml:space="preserve"> DNS </w:t>
+      </w:r>
+      <w:r>
+        <w:rPr>
+          <w:lang w:val="ru-RU"/>
+        </w:rPr>
+        <w:t xml:space="preserve">записи типа </w:t>
+      </w:r>
+      <w:r>
+        <w:rPr>
+          <w:lang w:val="en-US"/>
+        </w:rPr>
+        <w:t>NS(Name Server).</w:t>
+      </w:r>
+    </w:p>
+    <w:p>
+      <w:pPr>
+        <w:pStyle w:val="Normal"/>
+        <w:spacing w:before="0" w:after="0"/>
+        <w:jc w:val="left"/>
+        <w:rPr>
+          <w:lang w:val="ru-RU"/>
+        </w:rPr>
+      </w:pPr>
+      <w:r>
+        <w:rPr>
+          <w:lang w:val="ru-RU"/>
+        </w:rPr>
+        <w:t>З</w:t>
+      </w:r>
+      <w:r>
+        <w:rPr>
+          <w:lang w:val="en-US"/>
+        </w:rPr>
+        <w:t xml:space="preserve">аписи типа NS(Name Server) </w:t>
+      </w:r>
+      <w:r>
+        <w:rPr>
+          <w:lang w:val="ru-RU"/>
+        </w:rPr>
+        <w:t>указывают имена серверов отвечающих за зону.</w:t>
+      </w:r>
+    </w:p>
+    <w:p>
+      <w:pPr>
+        <w:pStyle w:val="Normal"/>
+        <w:spacing w:before="0" w:after="0"/>
+        <w:jc w:val="left"/>
+        <w:rPr>
+          <w:lang w:val="ru-RU"/>
+        </w:rPr>
+      </w:pPr>
+      <w:r>
+        <w:rPr>
+          <w:lang w:val="ru-RU"/>
+        </w:rPr>
+        <w:t xml:space="preserve">Вышестоящий домен использует «приклеенные» А-записи, чтобы определить адреса серверов в </w:t>
+      </w:r>
+      <w:r>
+        <w:rPr>
+          <w:lang w:val="en-US"/>
+        </w:rPr>
+        <w:t>NS-</w:t>
+      </w:r>
+      <w:r>
+        <w:rPr>
+          <w:lang w:val="ru-RU"/>
+        </w:rPr>
+        <w:t>записях.</w:t>
+      </w:r>
+    </w:p>
+    <w:p>
+      <w:pPr>
+        <w:pStyle w:val="Normal"/>
+        <w:spacing w:before="0" w:after="0"/>
+        <w:jc w:val="left"/>
+        <w:rPr>
+          <w:sz w:val="26"/>
+          <w:szCs w:val="26"/>
+          <w:lang w:val="ru-RU"/>
+        </w:rPr>
+      </w:pPr>
+      <w:r>
+        <w:rPr>
+          <w:sz w:val="26"/>
+          <w:szCs w:val="26"/>
+          <w:lang w:val="ru-RU"/>
+        </w:rPr>
+      </w:r>
+    </w:p>
+    <w:p>
+      <w:pPr>
+        <w:pStyle w:val="Normal"/>
+        <w:spacing w:before="0" w:after="0"/>
+        <w:jc w:val="left"/>
+        <w:rPr>
+          <w:sz w:val="26"/>
+          <w:szCs w:val="26"/>
+          <w:lang w:val="ru-RU"/>
+        </w:rPr>
+      </w:pPr>
+      <w:r>
+        <w:rPr>
+          <w:sz w:val="26"/>
+          <w:szCs w:val="26"/>
+          <w:lang w:val="ru-RU"/>
+        </w:rPr>
+        <w:t xml:space="preserve">Определение имени по </w:t>
+      </w:r>
+      <w:r>
+        <w:rPr>
+          <w:sz w:val="26"/>
+          <w:szCs w:val="26"/>
+          <w:lang w:val="en-US"/>
+        </w:rPr>
+        <w:t>IP-</w:t>
+      </w:r>
+      <w:r>
+        <w:rPr>
+          <w:sz w:val="26"/>
+          <w:szCs w:val="26"/>
+          <w:lang w:val="ru-RU"/>
+        </w:rPr>
+        <w:t>адресу.</w:t>
+      </w:r>
+    </w:p>
+    <w:p>
+      <w:pPr>
+        <w:pStyle w:val="Normal"/>
+        <w:spacing w:before="0" w:after="0"/>
+        <w:jc w:val="left"/>
+        <w:rPr>
+          <w:sz w:val="26"/>
+          <w:szCs w:val="26"/>
+          <w:lang w:val="en-US"/>
+        </w:rPr>
+      </w:pPr>
+      <w:r>
+        <w:rPr>
+          <w:sz w:val="26"/>
+          <w:szCs w:val="26"/>
+          <w:lang w:val="en-US"/>
+        </w:rPr>
+        <w:t xml:space="preserve">DNS </w:t>
+      </w:r>
+      <w:r>
+        <w:rPr>
+          <w:sz w:val="26"/>
+          <w:szCs w:val="26"/>
+          <w:lang w:val="ru-RU"/>
+        </w:rPr>
+        <w:t xml:space="preserve">помимо прямой задачи — определения </w:t>
+      </w:r>
+      <w:r>
+        <w:rPr>
+          <w:sz w:val="26"/>
+          <w:szCs w:val="26"/>
+          <w:lang w:val="en-US"/>
+        </w:rPr>
+        <w:t>IP-</w:t>
+      </w:r>
+      <w:r>
+        <w:rPr>
+          <w:sz w:val="26"/>
+          <w:szCs w:val="26"/>
+          <w:lang w:val="ru-RU"/>
+        </w:rPr>
+        <w:t xml:space="preserve">адреса по доменному имени может решать и </w:t>
+      </w:r>
+      <w:r>
+        <w:rPr>
+          <w:sz w:val="26"/>
+          <w:szCs w:val="26"/>
+          <w:lang w:val="ru-RU"/>
+        </w:rPr>
+        <w:t>обратную</w:t>
+      </w:r>
+      <w:r>
+        <w:rPr>
+          <w:sz w:val="26"/>
+          <w:szCs w:val="26"/>
+          <w:lang w:val="ru-RU"/>
+        </w:rPr>
+        <w:t xml:space="preserve"> — определять доменное имя по </w:t>
+      </w:r>
+      <w:r>
+        <w:rPr>
+          <w:sz w:val="26"/>
+          <w:szCs w:val="26"/>
+          <w:lang w:val="en-US"/>
+        </w:rPr>
+        <w:t>IP-</w:t>
+      </w:r>
+      <w:r>
+        <w:rPr>
+          <w:sz w:val="26"/>
+          <w:szCs w:val="26"/>
+          <w:lang w:val="ru-RU"/>
+        </w:rPr>
+        <w:t>адресу.</w:t>
+      </w:r>
+    </w:p>
+    <w:p>
+      <w:pPr>
+        <w:pStyle w:val="Normal"/>
+        <w:spacing w:before="0" w:after="0"/>
+        <w:jc w:val="left"/>
+        <w:rPr>
+          <w:sz w:val="26"/>
+          <w:szCs w:val="26"/>
+          <w:lang w:val="en-US"/>
+        </w:rPr>
+      </w:pPr>
+      <w:r>
+        <w:rPr>
+          <w:sz w:val="26"/>
+          <w:szCs w:val="26"/>
+          <w:lang w:val="ru-RU"/>
+        </w:rPr>
+        <w:t>Для этого используется 2 т</w:t>
+      </w:r>
+      <w:r>
+        <w:rPr>
+          <w:sz w:val="26"/>
+          <w:szCs w:val="26"/>
+          <w:lang w:val="ru-RU"/>
+        </w:rPr>
+        <w:t>ип</w:t>
+      </w:r>
+      <w:r>
+        <w:rPr>
+          <w:sz w:val="26"/>
+          <w:szCs w:val="26"/>
+          <w:lang w:val="ru-RU"/>
+        </w:rPr>
+        <w:t>а</w:t>
+      </w:r>
+      <w:r>
+        <w:rPr>
+          <w:sz w:val="26"/>
+          <w:szCs w:val="26"/>
+          <w:lang w:val="ru-RU"/>
+        </w:rPr>
+        <w:t xml:space="preserve"> </w:t>
+      </w:r>
+      <w:r>
+        <w:rPr>
+          <w:sz w:val="26"/>
+          <w:szCs w:val="26"/>
+          <w:lang w:val="en-US"/>
+        </w:rPr>
+        <w:t>DNS-</w:t>
+      </w:r>
+      <w:r>
+        <w:rPr>
+          <w:sz w:val="26"/>
+          <w:szCs w:val="26"/>
+          <w:lang w:val="ru-RU"/>
+        </w:rPr>
+        <w:t>зон:</w:t>
+      </w:r>
+    </w:p>
+    <w:p>
+      <w:pPr>
+        <w:pStyle w:val="Normal"/>
+        <w:spacing w:before="0" w:after="0"/>
+        <w:jc w:val="left"/>
+        <w:rPr>
+          <w:sz w:val="26"/>
+          <w:szCs w:val="26"/>
+          <w:lang w:val="en-US"/>
+        </w:rPr>
+      </w:pPr>
+      <w:r>
+        <w:rPr>
+          <w:sz w:val="26"/>
+          <w:szCs w:val="26"/>
+          <w:lang w:val="ru-RU"/>
+        </w:rPr>
+        <w:t xml:space="preserve">- прямая — определение </w:t>
+      </w:r>
+      <w:r>
+        <w:rPr>
+          <w:sz w:val="26"/>
+          <w:szCs w:val="26"/>
+          <w:lang w:val="en-US"/>
+        </w:rPr>
+        <w:t>IP-</w:t>
+      </w:r>
+      <w:r>
+        <w:rPr>
+          <w:sz w:val="26"/>
+          <w:szCs w:val="26"/>
+          <w:lang w:val="ru-RU"/>
+        </w:rPr>
+        <w:t>адреса по доменному имени</w:t>
+      </w:r>
+    </w:p>
+    <w:p>
+      <w:pPr>
+        <w:pStyle w:val="Normal"/>
+        <w:spacing w:before="0" w:after="0"/>
+        <w:jc w:val="left"/>
+        <w:rPr>
+          <w:sz w:val="26"/>
+          <w:szCs w:val="26"/>
+          <w:lang w:val="en-US"/>
+        </w:rPr>
+      </w:pPr>
+      <w:r>
+        <w:rPr>
+          <w:sz w:val="26"/>
+          <w:szCs w:val="26"/>
+          <w:lang w:val="ru-RU"/>
+        </w:rPr>
+        <w:t>- обратная (</w:t>
+      </w:r>
+      <w:r>
+        <w:rPr>
+          <w:sz w:val="26"/>
+          <w:szCs w:val="26"/>
+          <w:lang w:val="en-US"/>
+        </w:rPr>
+        <w:t xml:space="preserve">reverse, </w:t>
+      </w:r>
+      <w:r>
+        <w:rPr>
+          <w:sz w:val="26"/>
+          <w:szCs w:val="26"/>
+          <w:lang w:val="ru-RU"/>
+        </w:rPr>
+        <w:t xml:space="preserve">реверсивная) — определение доменного имени по </w:t>
+      </w:r>
+      <w:r>
+        <w:rPr>
+          <w:sz w:val="26"/>
+          <w:szCs w:val="26"/>
+          <w:lang w:val="en-US"/>
+        </w:rPr>
+        <w:t>IP-</w:t>
+      </w:r>
+      <w:r>
+        <w:rPr>
+          <w:sz w:val="26"/>
+          <w:szCs w:val="26"/>
+          <w:lang w:val="ru-RU"/>
+        </w:rPr>
+        <w:t>адресу.</w:t>
+      </w:r>
+    </w:p>
+    <w:p>
+      <w:pPr>
+        <w:pStyle w:val="Normal"/>
+        <w:spacing w:before="0" w:after="0"/>
+        <w:jc w:val="left"/>
+        <w:rPr>
+          <w:sz w:val="26"/>
+          <w:szCs w:val="26"/>
+          <w:lang w:val="en-US"/>
+        </w:rPr>
+      </w:pPr>
+      <w:r>
+        <w:rPr>
+          <w:sz w:val="26"/>
+          <w:szCs w:val="26"/>
+          <w:lang w:val="en-US"/>
+        </w:rPr>
+        <w:t xml:space="preserve">DNS </w:t>
+      </w:r>
+      <w:r>
+        <w:rPr>
+          <w:sz w:val="26"/>
+          <w:szCs w:val="26"/>
+          <w:lang w:val="ru-RU"/>
+        </w:rPr>
+        <w:t xml:space="preserve">так устроен, что, что либо нужно определять по доменному имени, и для того, чтобы использовать обратную задачу, в </w:t>
+      </w:r>
+      <w:r>
+        <w:rPr>
+          <w:sz w:val="26"/>
+          <w:szCs w:val="26"/>
+          <w:lang w:val="en-US"/>
+        </w:rPr>
+        <w:t xml:space="preserve">DNS </w:t>
+      </w:r>
+      <w:r>
+        <w:rPr>
+          <w:sz w:val="26"/>
+          <w:szCs w:val="26"/>
+          <w:lang w:val="ru-RU"/>
+        </w:rPr>
+        <w:t xml:space="preserve">придумали механизм представления </w:t>
+      </w:r>
+      <w:r>
+        <w:rPr>
+          <w:sz w:val="26"/>
+          <w:szCs w:val="26"/>
+          <w:lang w:val="en-US"/>
+        </w:rPr>
+        <w:t>IP-</w:t>
+      </w:r>
+      <w:r>
+        <w:rPr>
+          <w:sz w:val="26"/>
+          <w:szCs w:val="26"/>
+          <w:lang w:val="ru-RU"/>
+        </w:rPr>
+        <w:t xml:space="preserve">адреса в виде доменного имени. Для этого используется: </w:t>
+      </w:r>
+    </w:p>
+    <w:p>
+      <w:pPr>
+        <w:pStyle w:val="Normal"/>
+        <w:spacing w:before="0" w:after="0"/>
+        <w:jc w:val="left"/>
+        <w:rPr>
+          <w:sz w:val="26"/>
+          <w:szCs w:val="26"/>
+          <w:lang w:val="en-US"/>
+        </w:rPr>
+      </w:pPr>
+      <w:r>
+        <w:rPr>
+          <w:sz w:val="26"/>
+          <w:szCs w:val="26"/>
+          <w:lang w:val="ru-RU"/>
+        </w:rPr>
+        <w:t>- специальная доменн</w:t>
+      </w:r>
+      <w:r>
+        <w:rPr>
+          <w:sz w:val="26"/>
+          <w:szCs w:val="26"/>
+          <w:lang w:val="ru-RU"/>
+        </w:rPr>
+        <w:t xml:space="preserve">ое имя для обратных зон — </w:t>
+      </w:r>
+      <w:r>
+        <w:rPr>
+          <w:sz w:val="26"/>
+          <w:szCs w:val="26"/>
+          <w:lang w:val="en-US"/>
+        </w:rPr>
+        <w:t>in-addr.arpa. (</w:t>
+      </w:r>
+      <w:r>
+        <w:rPr>
+          <w:sz w:val="26"/>
+          <w:szCs w:val="26"/>
+          <w:lang w:val="ru-RU"/>
+        </w:rPr>
+        <w:t xml:space="preserve">сеть </w:t>
+      </w:r>
+      <w:r>
+        <w:rPr>
+          <w:sz w:val="26"/>
+          <w:szCs w:val="26"/>
+          <w:lang w:val="en-US"/>
+        </w:rPr>
+        <w:t xml:space="preserve">arpanet – </w:t>
+      </w:r>
+      <w:r>
+        <w:rPr>
+          <w:sz w:val="26"/>
+          <w:szCs w:val="26"/>
+          <w:lang w:val="ru-RU"/>
+        </w:rPr>
+        <w:t xml:space="preserve">это предок современного интернета, именно для сети </w:t>
+      </w:r>
+      <w:r>
+        <w:rPr>
+          <w:sz w:val="26"/>
+          <w:szCs w:val="26"/>
+          <w:lang w:val="en-US"/>
+        </w:rPr>
+        <w:t xml:space="preserve">arpanet </w:t>
+      </w:r>
+      <w:r>
+        <w:rPr>
+          <w:sz w:val="26"/>
+          <w:szCs w:val="26"/>
+          <w:lang w:val="ru-RU"/>
+        </w:rPr>
+        <w:t xml:space="preserve">и были разработаны протоколы стека </w:t>
+      </w:r>
+      <w:r>
+        <w:rPr>
+          <w:sz w:val="26"/>
+          <w:szCs w:val="26"/>
+          <w:lang w:val="en-US"/>
+        </w:rPr>
+        <w:t xml:space="preserve">TCP/IP, </w:t>
+      </w:r>
+      <w:r>
+        <w:rPr>
+          <w:sz w:val="26"/>
+          <w:szCs w:val="26"/>
+          <w:lang w:val="ru-RU"/>
+        </w:rPr>
+        <w:t xml:space="preserve">поэтому в протоколах стека </w:t>
+      </w:r>
+      <w:r>
+        <w:rPr>
+          <w:sz w:val="26"/>
+          <w:szCs w:val="26"/>
+          <w:lang w:val="en-US"/>
+        </w:rPr>
+        <w:t xml:space="preserve">TCP/IP </w:t>
+      </w:r>
+      <w:r>
+        <w:rPr>
+          <w:sz w:val="26"/>
+          <w:szCs w:val="26"/>
+          <w:lang w:val="ru-RU"/>
+        </w:rPr>
+        <w:t xml:space="preserve">иногда можно встретить название </w:t>
+      </w:r>
+      <w:r>
+        <w:rPr>
+          <w:sz w:val="26"/>
+          <w:szCs w:val="26"/>
+          <w:lang w:val="en-US"/>
+        </w:rPr>
+        <w:t>arpa)</w:t>
+      </w:r>
+    </w:p>
+    <w:p>
+      <w:pPr>
+        <w:pStyle w:val="Normal"/>
+        <w:spacing w:before="0" w:after="0"/>
+        <w:jc w:val="left"/>
+        <w:rPr>
+          <w:sz w:val="26"/>
+          <w:szCs w:val="26"/>
+          <w:lang w:val="en-US"/>
+        </w:rPr>
+      </w:pPr>
+      <w:r>
+        <w:rPr>
+          <w:sz w:val="26"/>
+          <w:szCs w:val="26"/>
+          <w:lang w:val="en-US"/>
+        </w:rPr>
+        <w:t xml:space="preserve">- </w:t>
+      </w:r>
+      <w:r>
+        <w:rPr>
+          <w:sz w:val="26"/>
+          <w:szCs w:val="26"/>
+          <w:lang w:val="en-US"/>
+        </w:rPr>
+        <w:t>IP-</w:t>
+      </w:r>
+      <w:r>
+        <w:rPr>
+          <w:sz w:val="26"/>
+          <w:szCs w:val="26"/>
+          <w:lang w:val="ru-RU"/>
+        </w:rPr>
+        <w:t xml:space="preserve">адрес записывается в обратном порядке: 77.88.55.88 → </w:t>
+      </w:r>
+      <w:r>
+        <w:rPr>
+          <w:sz w:val="26"/>
+          <w:szCs w:val="26"/>
+          <w:lang w:val="en-US"/>
+        </w:rPr>
+        <w:t>88.55.88.77.in-addr.arpa.</w:t>
+      </w:r>
+    </w:p>
+    <w:p>
+      <w:pPr>
+        <w:pStyle w:val="Normal"/>
+        <w:spacing w:before="0" w:after="0"/>
+        <w:jc w:val="left"/>
+        <w:rPr>
+          <w:sz w:val="26"/>
+          <w:szCs w:val="26"/>
+          <w:lang w:val="ru-RU"/>
+        </w:rPr>
+      </w:pPr>
+      <w:r>
+        <w:rPr>
+          <w:sz w:val="26"/>
+          <w:szCs w:val="26"/>
+          <w:lang w:val="ru-RU"/>
+        </w:rPr>
+        <w:t xml:space="preserve">Записи в доменных зонах имеют тип </w:t>
+      </w:r>
+      <w:r>
+        <w:rPr>
+          <w:sz w:val="26"/>
+          <w:szCs w:val="26"/>
+          <w:lang w:val="en-US"/>
+        </w:rPr>
+        <w:t>PTR(Pointer)</w:t>
+      </w:r>
+    </w:p>
+    <w:p>
+      <w:pPr>
+        <w:pStyle w:val="Normal"/>
+        <w:spacing w:before="0" w:after="0"/>
+        <w:jc w:val="left"/>
+        <w:rPr>
+          <w:sz w:val="26"/>
+          <w:szCs w:val="26"/>
+          <w:lang w:val="en-US"/>
+        </w:rPr>
+      </w:pPr>
+      <w:r>
+        <w:rPr>
+          <w:sz w:val="26"/>
+          <w:szCs w:val="26"/>
+          <w:lang w:val="en-US"/>
+        </w:rPr>
+        <w:t>88.55.88.77.in-addr.arpa. → yandex.ru</w:t>
+      </w:r>
+    </w:p>
+    <w:p>
+      <w:pPr>
+        <w:pStyle w:val="Normal"/>
+        <w:spacing w:before="0" w:after="0"/>
+        <w:jc w:val="left"/>
+        <w:rPr>
+          <w:sz w:val="26"/>
+          <w:szCs w:val="26"/>
+          <w:lang w:val="en-US"/>
+        </w:rPr>
+      </w:pPr>
+      <w:r>
+        <w:rPr>
+          <w:sz w:val="26"/>
+          <w:szCs w:val="26"/>
+          <w:lang w:val="en-US"/>
+        </w:rPr>
+      </w:r>
+    </w:p>
+    <w:p>
+      <w:pPr>
+        <w:pStyle w:val="Normal"/>
+        <w:spacing w:before="0" w:after="0"/>
+        <w:jc w:val="left"/>
+        <w:rPr>
+          <w:sz w:val="26"/>
+          <w:szCs w:val="26"/>
+          <w:lang w:val="ru-RU"/>
+        </w:rPr>
+      </w:pPr>
+      <w:r>
+        <w:rPr>
+          <w:sz w:val="26"/>
+          <w:szCs w:val="26"/>
+          <w:lang w:val="ru-RU"/>
+        </w:rPr>
+        <w:t xml:space="preserve">Итог: кроме </w:t>
+      </w:r>
+      <w:r>
+        <w:rPr>
+          <w:sz w:val="26"/>
+          <w:szCs w:val="26"/>
+          <w:lang w:val="en-US"/>
+        </w:rPr>
+        <w:t>IP-</w:t>
+      </w:r>
+      <w:r>
+        <w:rPr>
+          <w:sz w:val="26"/>
+          <w:szCs w:val="26"/>
+          <w:lang w:val="ru-RU"/>
+        </w:rPr>
+        <w:t xml:space="preserve">адреса по доменному имени с помощью системы доменных имен можно определить достаточно много разной инфы. Какая инфа нужна указывается в типе записей </w:t>
+      </w:r>
+      <w:r>
+        <w:rPr>
+          <w:sz w:val="26"/>
+          <w:szCs w:val="26"/>
+          <w:lang w:val="en-US"/>
+        </w:rPr>
+        <w:t xml:space="preserve">DNS. </w:t>
       </w:r>
     </w:p>
     <w:sectPr>
@@ -2635,8 +3368,9 @@
     <w:qFormat/>
     <w:rPr/>
   </w:style>
-  <w:style w:type="character" w:styleId="Hyperlink">
-    <w:name w:val="Hyperlink"/>
+  <w:style w:type="character" w:styleId="InternetLink1">
+    <w:name w:val="Internet Link1"/>
+    <w:qFormat/>
     <w:rPr>
       <w:color w:val="000080"/>
       <w:u w:val="single"/>

--- a/Система/Созыкин/21 - типы записей DNS.docx
+++ b/Система/Созыкин/21 - типы записей DNS.docx
@@ -19,6 +19,61 @@
           <w:szCs w:val="26"/>
           <w:lang w:val="ru-RU"/>
         </w:rPr>
+        <w:t xml:space="preserve">21 — типы записей </w:t>
+      </w:r>
+      <w:r>
+        <w:rPr>
+          <w:sz w:val="26"/>
+          <w:szCs w:val="26"/>
+          <w:lang w:val="en-US"/>
+        </w:rPr>
+        <w:t>DNS</w:t>
+      </w:r>
+      <w:r>
+        <w:rPr>
+          <w:sz w:val="26"/>
+          <w:szCs w:val="26"/>
+          <w:lang w:val="ru-RU"/>
+        </w:rPr>
+        <w:t>.</w:t>
+      </w:r>
+    </w:p>
+    <w:p>
+      <w:pPr>
+        <w:pStyle w:val="Normal"/>
+        <w:spacing w:before="0" w:after="0"/>
+        <w:jc w:val="left"/>
+        <w:rPr>
+          <w:sz w:val="26"/>
+          <w:szCs w:val="26"/>
+          <w:lang w:val="ru-RU"/>
+        </w:rPr>
+      </w:pPr>
+      <w:r>
+        <w:rPr>
+          <w:sz w:val="26"/>
+          <w:szCs w:val="26"/>
+          <w:lang w:val="ru-RU"/>
+        </w:rPr>
+      </w:r>
+    </w:p>
+    <w:p>
+      <w:pPr>
+        <w:pStyle w:val="Normal"/>
+        <w:spacing w:before="0" w:after="0"/>
+        <w:jc w:val="left"/>
+        <w:rPr>
+          <w:sz w:val="26"/>
+          <w:szCs w:val="26"/>
+          <w:lang w:val="ru-RU"/>
+        </w:rPr>
+      </w:pPr>
+      <w:r>
+        <w:rPr>
+          <w:sz w:val="26"/>
+          <w:szCs w:val="26"/>
+          <w:lang w:val="ru-RU"/>
+        </w:rPr>
         <w:t xml:space="preserve">Основное назначение системы </w:t>
       </w:r>
       <w:r>
@@ -51,8 +106,629 @@
           <w:szCs w:val="26"/>
           <w:lang w:val="ru-RU"/>
         </w:rPr>
-        <w:t xml:space="preserve">адрес компа в сети. Но система </w:t>
-      </w:r>
+        <w:t xml:space="preserve">адрес компа в сети, но кроме </w:t>
+      </w:r>
+      <w:r>
+        <w:rPr>
+          <w:sz w:val="26"/>
+          <w:szCs w:val="26"/>
+          <w:lang w:val="en-US"/>
+        </w:rPr>
+        <w:t>IP-</w:t>
+      </w:r>
+      <w:r>
+        <w:rPr>
+          <w:sz w:val="26"/>
+          <w:szCs w:val="26"/>
+          <w:lang w:val="ru-RU"/>
+        </w:rPr>
+        <w:t>адреса по доменному имени в</w:t>
+      </w:r>
+      <w:r>
+        <w:rPr>
+          <w:sz w:val="26"/>
+          <w:szCs w:val="26"/>
+          <w:lang w:val="en-US"/>
+        </w:rPr>
+        <w:t xml:space="preserve"> DNS </w:t>
+      </w:r>
+      <w:r>
+        <w:rPr>
+          <w:sz w:val="26"/>
+          <w:szCs w:val="26"/>
+          <w:lang w:val="ru-RU"/>
+        </w:rPr>
+        <w:t>можно определить достаточно много разной инфы:</w:t>
+      </w:r>
+    </w:p>
+    <w:p>
+      <w:pPr>
+        <w:pStyle w:val="Normal"/>
+        <w:spacing w:before="0" w:after="0"/>
+        <w:jc w:val="left"/>
+        <w:rPr>
+          <w:sz w:val="26"/>
+          <w:szCs w:val="26"/>
+          <w:lang w:val="ru-RU"/>
+        </w:rPr>
+      </w:pPr>
+      <w:r>
+        <w:rPr>
+          <w:sz w:val="26"/>
+          <w:szCs w:val="26"/>
+          <w:lang w:val="ru-RU"/>
+        </w:rPr>
+        <w:t xml:space="preserve">1. Можно определять для доменного имени адреса разных версий протокола </w:t>
+      </w:r>
+      <w:r>
+        <w:rPr>
+          <w:sz w:val="26"/>
+          <w:szCs w:val="26"/>
+          <w:lang w:val="en-US"/>
+        </w:rPr>
+        <w:t>IP – IPv4</w:t>
+      </w:r>
+      <w:r>
+        <w:rPr>
+          <w:sz w:val="26"/>
+          <w:szCs w:val="26"/>
+          <w:lang w:val="ru-RU"/>
+        </w:rPr>
+        <w:t xml:space="preserve"> и </w:t>
+      </w:r>
+      <w:r>
+        <w:rPr>
+          <w:sz w:val="26"/>
+          <w:szCs w:val="26"/>
+          <w:lang w:val="en-US"/>
+        </w:rPr>
+        <w:t>IPv6.</w:t>
+      </w:r>
+    </w:p>
+    <w:p>
+      <w:pPr>
+        <w:pStyle w:val="Normal"/>
+        <w:spacing w:before="0" w:after="0"/>
+        <w:jc w:val="left"/>
+        <w:rPr>
+          <w:sz w:val="26"/>
+          <w:szCs w:val="26"/>
+          <w:lang w:val="ru-RU"/>
+        </w:rPr>
+      </w:pPr>
+      <w:r>
+        <w:rPr>
+          <w:sz w:val="26"/>
+          <w:szCs w:val="26"/>
+          <w:lang w:val="ru-RU"/>
+        </w:rPr>
+        <w:t xml:space="preserve">2. Задавать несколько доменных имен для одного </w:t>
+      </w:r>
+      <w:r>
+        <w:rPr>
+          <w:sz w:val="26"/>
+          <w:szCs w:val="26"/>
+          <w:lang w:val="en-US"/>
+        </w:rPr>
+        <w:t>IP-</w:t>
+      </w:r>
+      <w:r>
+        <w:rPr>
+          <w:sz w:val="26"/>
+          <w:szCs w:val="26"/>
+          <w:lang w:val="ru-RU"/>
+        </w:rPr>
+        <w:t>адреса.</w:t>
+      </w:r>
+    </w:p>
+    <w:p>
+      <w:pPr>
+        <w:pStyle w:val="Normal"/>
+        <w:spacing w:before="0" w:after="0"/>
+        <w:jc w:val="left"/>
+        <w:rPr>
+          <w:sz w:val="26"/>
+          <w:szCs w:val="26"/>
+          <w:lang w:val="ru-RU"/>
+        </w:rPr>
+      </w:pPr>
+      <w:r>
+        <w:rPr>
+          <w:sz w:val="26"/>
+          <w:szCs w:val="26"/>
+          <w:lang w:val="ru-RU"/>
+        </w:rPr>
+        <w:t>3. Находить адрес почтового сервера для домена.</w:t>
+      </w:r>
+    </w:p>
+    <w:p>
+      <w:pPr>
+        <w:pStyle w:val="Normal"/>
+        <w:spacing w:before="0" w:after="0"/>
+        <w:jc w:val="left"/>
+        <w:rPr>
+          <w:sz w:val="26"/>
+          <w:szCs w:val="26"/>
+          <w:lang w:val="ru-RU"/>
+        </w:rPr>
+      </w:pPr>
+      <w:r>
+        <w:rPr>
+          <w:sz w:val="26"/>
+          <w:szCs w:val="26"/>
+          <w:lang w:val="ru-RU"/>
+        </w:rPr>
+        <w:t xml:space="preserve">4. По </w:t>
+      </w:r>
+      <w:r>
+        <w:rPr>
+          <w:sz w:val="26"/>
+          <w:szCs w:val="26"/>
+          <w:lang w:val="en-US"/>
+        </w:rPr>
+        <w:t>IP-</w:t>
+      </w:r>
+      <w:r>
+        <w:rPr>
+          <w:sz w:val="26"/>
+          <w:szCs w:val="26"/>
+          <w:lang w:val="ru-RU"/>
+        </w:rPr>
+        <w:t>адресу определять доменное имя.</w:t>
+      </w:r>
+    </w:p>
+    <w:p>
+      <w:pPr>
+        <w:pStyle w:val="Normal"/>
+        <w:spacing w:before="0" w:after="0"/>
+        <w:jc w:val="left"/>
+        <w:rPr>
+          <w:sz w:val="26"/>
+          <w:szCs w:val="26"/>
+          <w:lang w:val="ru-RU"/>
+        </w:rPr>
+      </w:pPr>
+      <w:r>
+        <w:rPr>
+          <w:sz w:val="26"/>
+          <w:szCs w:val="26"/>
+          <w:lang w:val="ru-RU"/>
+        </w:rPr>
+        <w:t xml:space="preserve">Это делается при помощи </w:t>
+      </w:r>
+      <w:r>
+        <w:rPr>
+          <w:sz w:val="26"/>
+          <w:szCs w:val="26"/>
+          <w:lang w:val="en-US"/>
+        </w:rPr>
+        <w:t>DNS-</w:t>
+      </w:r>
+      <w:r>
+        <w:rPr>
+          <w:sz w:val="26"/>
+          <w:szCs w:val="26"/>
+          <w:lang w:val="ru-RU"/>
+        </w:rPr>
+        <w:t>записей разных типов.</w:t>
+      </w:r>
+    </w:p>
+    <w:p>
+      <w:pPr>
+        <w:pStyle w:val="Normal"/>
+        <w:spacing w:before="0" w:after="0"/>
+        <w:jc w:val="left"/>
+        <w:rPr>
+          <w:sz w:val="26"/>
+          <w:szCs w:val="26"/>
+          <w:lang w:val="ru-RU"/>
+        </w:rPr>
+      </w:pPr>
+      <w:r>
+        <w:rPr>
+          <w:sz w:val="26"/>
+          <w:szCs w:val="26"/>
+          <w:lang w:val="ru-RU"/>
+        </w:rPr>
+      </w:r>
+    </w:p>
+    <w:p>
+      <w:pPr>
+        <w:pStyle w:val="Normal"/>
+        <w:spacing w:before="0" w:after="0"/>
+        <w:jc w:val="left"/>
+        <w:rPr>
+          <w:sz w:val="26"/>
+          <w:szCs w:val="26"/>
+          <w:lang w:val="ru-RU"/>
+        </w:rPr>
+      </w:pPr>
+      <w:r>
+        <w:rPr>
+          <w:sz w:val="26"/>
+          <w:szCs w:val="26"/>
+          <w:lang w:val="ru-RU"/>
+        </w:rPr>
+        <w:t xml:space="preserve">Тип записи </w:t>
+      </w:r>
+      <w:r>
+        <w:rPr>
+          <w:sz w:val="26"/>
+          <w:szCs w:val="26"/>
+          <w:lang w:val="en-US"/>
+        </w:rPr>
+        <w:t>DNS.</w:t>
+      </w:r>
+    </w:p>
+    <w:p>
+      <w:pPr>
+        <w:pStyle w:val="Normal"/>
+        <w:spacing w:before="0" w:after="0"/>
+        <w:jc w:val="left"/>
+        <w:rPr>
+          <w:sz w:val="26"/>
+          <w:szCs w:val="26"/>
+          <w:lang w:val="ru-RU"/>
+        </w:rPr>
+      </w:pPr>
+      <w:r>
+        <w:rPr>
+          <w:sz w:val="26"/>
+          <w:szCs w:val="26"/>
+          <w:lang w:val="ru-RU"/>
+        </w:rPr>
+        <w:t>DNS-записи (</w:t>
+      </w:r>
+      <w:r>
+        <w:rPr>
+          <w:sz w:val="26"/>
+          <w:szCs w:val="26"/>
+          <w:lang w:val="en-US"/>
+        </w:rPr>
+        <w:t>Resource record, RR</w:t>
+      </w:r>
+      <w:r>
+        <w:rPr>
+          <w:sz w:val="26"/>
+          <w:szCs w:val="26"/>
+          <w:lang w:val="ru-RU"/>
+        </w:rPr>
+        <w:t>) – это основные элементы, которые хранятся на DNS-серверах.</w:t>
+      </w:r>
+    </w:p>
+    <w:p>
+      <w:pPr>
+        <w:pStyle w:val="Normal"/>
+        <w:spacing w:before="0" w:after="0"/>
+        <w:jc w:val="left"/>
+        <w:rPr>
+          <w:sz w:val="26"/>
+          <w:szCs w:val="26"/>
+          <w:lang w:val="ru-RU"/>
+        </w:rPr>
+      </w:pPr>
+      <w:r>
+        <w:rPr>
+          <w:sz w:val="26"/>
+          <w:szCs w:val="26"/>
+          <w:lang w:val="ru-RU"/>
+        </w:rPr>
+        <w:t xml:space="preserve">Каждая </w:t>
+      </w:r>
+      <w:r>
+        <w:rPr>
+          <w:sz w:val="26"/>
+          <w:szCs w:val="26"/>
+          <w:lang w:val="en-US"/>
+        </w:rPr>
+        <w:t>DNS–</w:t>
+      </w:r>
+      <w:r>
+        <w:rPr>
+          <w:sz w:val="26"/>
+          <w:szCs w:val="26"/>
+          <w:lang w:val="ru-RU"/>
+        </w:rPr>
+        <w:t>запись имеет:</w:t>
+      </w:r>
+    </w:p>
+    <w:p>
+      <w:pPr>
+        <w:pStyle w:val="Normal"/>
+        <w:spacing w:before="0" w:after="0"/>
+        <w:jc w:val="left"/>
+        <w:rPr>
+          <w:sz w:val="26"/>
+          <w:szCs w:val="26"/>
+          <w:lang w:val="ru-RU"/>
+        </w:rPr>
+      </w:pPr>
+      <w:r>
+        <w:rPr>
+          <w:sz w:val="26"/>
+          <w:szCs w:val="26"/>
+          <w:lang w:val="ru-RU"/>
+        </w:rPr>
+        <w:t>1. Тип записи — для чего именно предназначена запись. Типов записей для одного доменного имени может быть много, и все они хранят разную инфу.</w:t>
+      </w:r>
+    </w:p>
+    <w:p>
+      <w:pPr>
+        <w:pStyle w:val="Normal"/>
+        <w:spacing w:before="0" w:after="0"/>
+        <w:jc w:val="left"/>
+        <w:rPr>
+          <w:sz w:val="26"/>
+          <w:szCs w:val="26"/>
+          <w:lang w:val="ru-RU"/>
+        </w:rPr>
+      </w:pPr>
+      <w:r>
+        <w:rPr>
+          <w:sz w:val="26"/>
+          <w:szCs w:val="26"/>
+          <w:lang w:val="ru-RU"/>
+        </w:rPr>
+        <w:t xml:space="preserve">2. Класс записи — в каких сетях используется (Сейчас класс используется только один - </w:t>
+      </w:r>
+      <w:r>
+        <w:rPr>
+          <w:sz w:val="26"/>
+          <w:szCs w:val="26"/>
+          <w:lang w:val="en-US"/>
+        </w:rPr>
+        <w:t>IN – INTERNET</w:t>
+      </w:r>
+      <w:r>
+        <w:rPr>
+          <w:sz w:val="26"/>
+          <w:szCs w:val="26"/>
+          <w:lang w:val="ru-RU"/>
+        </w:rPr>
+        <w:t>).</w:t>
+      </w:r>
+    </w:p>
+    <w:p>
+      <w:pPr>
+        <w:pStyle w:val="Normal"/>
+        <w:spacing w:before="0" w:after="0"/>
+        <w:jc w:val="left"/>
+        <w:rPr>
+          <w:sz w:val="26"/>
+          <w:szCs w:val="26"/>
+          <w:lang w:val="ru-RU"/>
+        </w:rPr>
+      </w:pPr>
+      <w:r>
+        <w:rPr>
+          <w:sz w:val="26"/>
+          <w:szCs w:val="26"/>
+          <w:lang w:val="ru-RU"/>
+        </w:rPr>
+        <w:t xml:space="preserve">Например, для того, чтобы хранить </w:t>
+      </w:r>
+      <w:r>
+        <w:rPr>
+          <w:sz w:val="26"/>
+          <w:szCs w:val="26"/>
+          <w:lang w:val="en-US"/>
+        </w:rPr>
+        <w:t>IP-</w:t>
+      </w:r>
+      <w:r>
+        <w:rPr>
+          <w:sz w:val="26"/>
+          <w:szCs w:val="26"/>
+          <w:lang w:val="ru-RU"/>
+        </w:rPr>
+        <w:t>адреса используются записи 2х типов:</w:t>
+      </w:r>
+    </w:p>
+    <w:p>
+      <w:pPr>
+        <w:pStyle w:val="Normal"/>
+        <w:spacing w:before="0" w:after="0"/>
+        <w:jc w:val="left"/>
+        <w:rPr>
+          <w:sz w:val="26"/>
+          <w:szCs w:val="26"/>
+          <w:lang w:val="ru-RU"/>
+        </w:rPr>
+      </w:pPr>
+      <w:r>
+        <w:rPr>
+          <w:sz w:val="26"/>
+          <w:szCs w:val="26"/>
+          <w:lang w:val="ru-RU"/>
+        </w:rPr>
+        <w:t xml:space="preserve">- запись А(сокращение от </w:t>
+      </w:r>
+      <w:r>
+        <w:rPr>
+          <w:sz w:val="26"/>
+          <w:szCs w:val="26"/>
+          <w:lang w:val="en-US"/>
+        </w:rPr>
+        <w:t>address</w:t>
+      </w:r>
+      <w:r>
+        <w:rPr>
+          <w:sz w:val="26"/>
+          <w:szCs w:val="26"/>
+          <w:lang w:val="ru-RU"/>
+        </w:rPr>
+        <w:t xml:space="preserve">) — </w:t>
+      </w:r>
+      <w:r>
+        <w:rPr>
+          <w:sz w:val="26"/>
+          <w:szCs w:val="26"/>
+          <w:lang w:val="en-US"/>
+        </w:rPr>
+        <w:t xml:space="preserve">IPv4 </w:t>
+      </w:r>
+    </w:p>
+    <w:p>
+      <w:pPr>
+        <w:pStyle w:val="Normal"/>
+        <w:spacing w:before="0" w:after="0"/>
+        <w:jc w:val="left"/>
+        <w:rPr>
+          <w:sz w:val="26"/>
+          <w:szCs w:val="26"/>
+          <w:lang w:val="ru-RU"/>
+        </w:rPr>
+      </w:pPr>
+      <w:r>
+        <w:rPr>
+          <w:sz w:val="26"/>
+          <w:szCs w:val="26"/>
+          <w:lang w:val="ru-RU"/>
+        </w:rPr>
+        <w:t xml:space="preserve">- запись АААА — </w:t>
+      </w:r>
+      <w:r>
+        <w:rPr>
+          <w:sz w:val="26"/>
+          <w:szCs w:val="26"/>
+          <w:lang w:val="en-US"/>
+        </w:rPr>
+        <w:t xml:space="preserve">IPv6 – </w:t>
+      </w:r>
+      <w:r>
+        <w:rPr>
+          <w:sz w:val="26"/>
+          <w:szCs w:val="26"/>
+          <w:lang w:val="ru-RU"/>
+        </w:rPr>
+        <w:t xml:space="preserve">версия </w:t>
+      </w:r>
+      <w:r>
+        <w:rPr>
+          <w:sz w:val="26"/>
+          <w:szCs w:val="26"/>
+          <w:lang w:val="en-US"/>
+        </w:rPr>
+        <w:t xml:space="preserve">IP </w:t>
+      </w:r>
+      <w:r>
+        <w:rPr>
+          <w:sz w:val="26"/>
+          <w:szCs w:val="26"/>
+          <w:lang w:val="ru-RU"/>
+        </w:rPr>
+        <w:t>которая сейчас вводится в эксплуатацию.</w:t>
+      </w:r>
+    </w:p>
+    <w:p>
+      <w:pPr>
+        <w:pStyle w:val="Normal"/>
+        <w:spacing w:before="0" w:after="0"/>
+        <w:jc w:val="left"/>
+        <w:rPr>
+          <w:sz w:val="26"/>
+          <w:szCs w:val="26"/>
+          <w:lang w:val="ru-RU"/>
+        </w:rPr>
+      </w:pPr>
+      <w:r>
+        <w:rPr>
+          <w:sz w:val="26"/>
+          <w:szCs w:val="26"/>
+          <w:lang w:val="ru-RU"/>
+        </w:rPr>
+      </w:r>
+    </w:p>
+    <w:p>
+      <w:pPr>
+        <w:pStyle w:val="Normal"/>
+        <w:spacing w:before="0" w:after="0"/>
+        <w:jc w:val="left"/>
+        <w:rPr>
+          <w:sz w:val="26"/>
+          <w:szCs w:val="26"/>
+          <w:lang w:val="en-US"/>
+        </w:rPr>
+      </w:pPr>
+      <w:r>
+        <w:rPr>
+          <w:sz w:val="26"/>
+          <w:szCs w:val="26"/>
+          <w:lang w:val="en-US"/>
+        </w:rPr>
+        <w:t>DNS-</w:t>
+      </w:r>
+      <w:r>
+        <w:rPr>
+          <w:sz w:val="26"/>
+          <w:szCs w:val="26"/>
+          <w:lang w:val="ru-RU"/>
+        </w:rPr>
+        <w:t>псевдонимы.</w:t>
+      </w:r>
+    </w:p>
+    <w:p>
+      <w:pPr>
+        <w:pStyle w:val="Normal"/>
+        <w:spacing w:before="0" w:after="0"/>
+        <w:jc w:val="left"/>
+        <w:rPr>
+          <w:sz w:val="26"/>
+          <w:szCs w:val="26"/>
+          <w:lang w:val="en-US"/>
+        </w:rPr>
+      </w:pPr>
+      <w:r>
+        <w:rPr>
+          <w:sz w:val="26"/>
+          <w:szCs w:val="26"/>
+          <w:lang w:val="en-US"/>
+        </w:rPr>
+        <w:t xml:space="preserve">DNS-псевдонимы (CNAME или ALIAS-записи) — это записи в системе доменных имен, указывающие одно доменное имя на другое, а не напрямую на IP-адрес. </w:t>
+      </w:r>
+      <w:r>
+        <w:rPr>
+          <w:sz w:val="26"/>
+          <w:szCs w:val="26"/>
+          <w:lang w:val="ru-RU"/>
+        </w:rPr>
+        <w:t>П</w:t>
+      </w:r>
+      <w:r>
+        <w:rPr>
+          <w:sz w:val="26"/>
+          <w:szCs w:val="26"/>
+          <w:lang w:val="en-US"/>
+        </w:rPr>
+        <w:t>озволяют использовать несколько имен для одного сайта/сервера.</w:t>
+      </w:r>
+    </w:p>
+    <w:p>
+      <w:pPr>
+        <w:pStyle w:val="Normal"/>
+        <w:spacing w:before="0" w:after="0"/>
+        <w:jc w:val="left"/>
+        <w:rPr>
+          <w:lang w:val="ru-RU"/>
+        </w:rPr>
+      </w:pPr>
+      <w:r>
+        <w:rPr>
+          <w:lang w:val="ru-RU"/>
+        </w:rPr>
+      </w:r>
+    </w:p>
+    <w:p>
+      <w:pPr>
+        <w:pStyle w:val="Normal"/>
+        <w:spacing w:before="0" w:after="0"/>
+        <w:jc w:val="left"/>
+        <w:rPr>
+          <w:sz w:val="26"/>
+          <w:szCs w:val="26"/>
+          <w:lang w:val="en-US"/>
+        </w:rPr>
+      </w:pPr>
       <w:r>
         <w:rPr>
           <w:sz w:val="26"/>
@@ -67,71 +743,93 @@
           <w:szCs w:val="26"/>
           <w:lang w:val="ru-RU"/>
         </w:rPr>
-        <w:t>используется и для других задач.</w:t>
-      </w:r>
-    </w:p>
-    <w:p>
-      <w:pPr>
-        <w:pStyle w:val="Normal"/>
-        <w:spacing w:before="0" w:after="0"/>
-        <w:jc w:val="left"/>
-        <w:rPr>
-          <w:sz w:val="26"/>
-          <w:szCs w:val="26"/>
-          <w:lang w:val="ru-RU"/>
-        </w:rPr>
-      </w:pPr>
-      <w:r>
-        <w:rPr>
-          <w:sz w:val="26"/>
-          <w:szCs w:val="26"/>
-          <w:lang w:val="ru-RU"/>
-        </w:rPr>
-        <w:t xml:space="preserve">1. Можно определять адреса разных версий протокола </w:t>
-      </w:r>
-      <w:r>
-        <w:rPr>
-          <w:sz w:val="26"/>
-          <w:szCs w:val="26"/>
-          <w:lang w:val="en-US"/>
-        </w:rPr>
-        <w:t>IP – IPv4</w:t>
-      </w:r>
-      <w:r>
-        <w:rPr>
-          <w:sz w:val="26"/>
-          <w:szCs w:val="26"/>
-          <w:lang w:val="ru-RU"/>
-        </w:rPr>
-        <w:t xml:space="preserve"> и </w:t>
-      </w:r>
-      <w:r>
-        <w:rPr>
-          <w:sz w:val="26"/>
-          <w:szCs w:val="26"/>
-          <w:lang w:val="en-US"/>
-        </w:rPr>
-        <w:t>IPv6.</w:t>
-      </w:r>
-    </w:p>
-    <w:p>
-      <w:pPr>
-        <w:pStyle w:val="Normal"/>
-        <w:spacing w:before="0" w:after="0"/>
-        <w:jc w:val="left"/>
-        <w:rPr>
-          <w:sz w:val="26"/>
-          <w:szCs w:val="26"/>
-          <w:lang w:val="ru-RU"/>
-        </w:rPr>
-      </w:pPr>
-      <w:r>
-        <w:rPr>
-          <w:sz w:val="26"/>
-          <w:szCs w:val="26"/>
-          <w:lang w:val="ru-RU"/>
-        </w:rPr>
-        <w:t xml:space="preserve">2. Задавать несколько доменных имен для одного </w:t>
+        <w:t>псевдонимы можно создать:</w:t>
+      </w:r>
+    </w:p>
+    <w:p>
+      <w:pPr>
+        <w:pStyle w:val="Normal"/>
+        <w:spacing w:before="0" w:after="0"/>
+        <w:jc w:val="left"/>
+        <w:rPr>
+          <w:sz w:val="26"/>
+          <w:szCs w:val="26"/>
+        </w:rPr>
+      </w:pPr>
+      <w:r>
+        <w:rPr>
+          <w:sz w:val="26"/>
+          <w:szCs w:val="26"/>
+          <w:lang w:val="ru-RU"/>
+        </w:rPr>
+        <w:t xml:space="preserve">- Запись типа </w:t>
+      </w:r>
+      <w:r>
+        <w:rPr>
+          <w:sz w:val="26"/>
+          <w:szCs w:val="26"/>
+          <w:lang w:val="en-US"/>
+        </w:rPr>
+        <w:t xml:space="preserve">CNAME(Canonical Name Record – </w:t>
+      </w:r>
+      <w:r>
+        <w:rPr>
+          <w:sz w:val="26"/>
+          <w:szCs w:val="26"/>
+          <w:lang w:val="ru-RU"/>
+        </w:rPr>
+        <w:t>каноническая запись имени</w:t>
+      </w:r>
+      <w:r>
+        <w:rPr>
+          <w:sz w:val="26"/>
+          <w:szCs w:val="26"/>
+          <w:lang w:val="en-US"/>
+        </w:rPr>
+        <w:t xml:space="preserve">) - </w:t>
+      </w:r>
+      <w:r>
+        <w:rPr>
+          <w:sz w:val="26"/>
+          <w:szCs w:val="26"/>
+          <w:lang w:val="ru-RU"/>
+        </w:rPr>
+        <w:t xml:space="preserve">с помощью этой записи можно определить псевдоним для другого доменного имени, например: </w:t>
+      </w:r>
+      <w:r>
+        <w:rPr>
+          <w:sz w:val="26"/>
+          <w:szCs w:val="26"/>
+          <w:lang w:val="en-US"/>
+        </w:rPr>
+        <w:t>www.asozykin.ru →  asozykin.ru</w:t>
+      </w:r>
+    </w:p>
+    <w:p>
+      <w:pPr>
+        <w:pStyle w:val="Normal"/>
+        <w:spacing w:before="0" w:after="0"/>
+        <w:jc w:val="left"/>
+        <w:rPr>
+          <w:sz w:val="26"/>
+          <w:szCs w:val="26"/>
+        </w:rPr>
+      </w:pPr>
+      <w:r>
+        <w:rPr>
+          <w:sz w:val="26"/>
+          <w:szCs w:val="26"/>
+          <w:lang w:val="en-US"/>
+        </w:rPr>
+        <w:t xml:space="preserve">- </w:t>
+      </w:r>
+      <w:r>
+        <w:rPr>
+          <w:sz w:val="26"/>
+          <w:szCs w:val="26"/>
+          <w:lang w:val="ru-RU"/>
+        </w:rPr>
+        <w:t xml:space="preserve">альтернативный способ — задать несколько А записей для одного </w:t>
       </w:r>
       <w:r>
         <w:rPr>
@@ -158,72 +856,15 @@
         <w:rPr>
           <w:sz w:val="26"/>
           <w:szCs w:val="26"/>
-          <w:lang w:val="ru-RU"/>
-        </w:rPr>
-      </w:pPr>
-      <w:r>
-        <w:rPr>
-          <w:sz w:val="26"/>
-          <w:szCs w:val="26"/>
-          <w:lang w:val="ru-RU"/>
-        </w:rPr>
-        <w:t>3. Находить адрес почтового сервера для домена.</w:t>
-      </w:r>
-    </w:p>
-    <w:p>
-      <w:pPr>
-        <w:pStyle w:val="Normal"/>
-        <w:spacing w:before="0" w:after="0"/>
-        <w:jc w:val="left"/>
-        <w:rPr>
-          <w:sz w:val="26"/>
-          <w:szCs w:val="26"/>
-          <w:lang w:val="ru-RU"/>
-        </w:rPr>
-      </w:pPr>
-      <w:r>
-        <w:rPr>
-          <w:sz w:val="26"/>
-          <w:szCs w:val="26"/>
-          <w:lang w:val="ru-RU"/>
-        </w:rPr>
-        <w:t xml:space="preserve">4. Задавать адрес </w:t>
-      </w:r>
-      <w:r>
-        <w:rPr>
-          <w:sz w:val="26"/>
-          <w:szCs w:val="26"/>
-          <w:lang w:val="en-US"/>
-        </w:rPr>
-        <w:t>DNS-</w:t>
-      </w:r>
-      <w:r>
-        <w:rPr>
-          <w:sz w:val="26"/>
-          <w:szCs w:val="26"/>
-          <w:lang w:val="ru-RU"/>
-        </w:rPr>
-        <w:t>серверов для доменной зоны.</w:t>
-      </w:r>
-    </w:p>
-    <w:p>
-      <w:pPr>
-        <w:pStyle w:val="Normal"/>
-        <w:spacing w:before="0" w:after="0"/>
-        <w:jc w:val="left"/>
-        <w:rPr>
-          <w:sz w:val="26"/>
-          <w:szCs w:val="26"/>
-          <w:lang w:val="ru-RU"/>
-        </w:rPr>
-      </w:pPr>
-      <w:r>
-        <w:rPr>
-          <w:sz w:val="26"/>
-          <w:szCs w:val="26"/>
-          <w:lang w:val="ru-RU"/>
-        </w:rPr>
-        <w:t xml:space="preserve">5. По </w:t>
+        </w:rPr>
+      </w:pPr>
+      <w:r>
+        <w:rPr>
+          <w:sz w:val="26"/>
+          <w:szCs w:val="26"/>
+          <w:lang w:val="ru-RU"/>
+        </w:rPr>
+        <w:t xml:space="preserve">Задавать несколько А записей не всегда удобно — если нужно поменять </w:t>
       </w:r>
       <w:r>
         <w:rPr>
@@ -239,110 +880,7 @@
           <w:szCs w:val="26"/>
           <w:lang w:val="ru-RU"/>
         </w:rPr>
-        <w:t>адресу определять доменное имя.</w:t>
-      </w:r>
-    </w:p>
-    <w:p>
-      <w:pPr>
-        <w:pStyle w:val="Normal"/>
-        <w:spacing w:before="0" w:after="0"/>
-        <w:jc w:val="left"/>
-        <w:rPr>
-          <w:sz w:val="26"/>
-          <w:szCs w:val="26"/>
-          <w:lang w:val="ru-RU"/>
-        </w:rPr>
-      </w:pPr>
-      <w:r>
-        <w:rPr>
-          <w:sz w:val="26"/>
-          <w:szCs w:val="26"/>
-          <w:lang w:val="ru-RU"/>
-        </w:rPr>
-        <w:t xml:space="preserve">Это делается при помощи </w:t>
-      </w:r>
-      <w:r>
-        <w:rPr>
-          <w:sz w:val="26"/>
-          <w:szCs w:val="26"/>
-          <w:lang w:val="en-US"/>
-        </w:rPr>
-        <w:t>DNS-</w:t>
-      </w:r>
-      <w:r>
-        <w:rPr>
-          <w:sz w:val="26"/>
-          <w:szCs w:val="26"/>
-          <w:lang w:val="ru-RU"/>
-        </w:rPr>
-        <w:t>записей разных типов.</w:t>
-      </w:r>
-    </w:p>
-    <w:p>
-      <w:pPr>
-        <w:pStyle w:val="Normal"/>
-        <w:spacing w:before="0" w:after="0"/>
-        <w:jc w:val="left"/>
-        <w:rPr>
-          <w:sz w:val="26"/>
-          <w:szCs w:val="26"/>
-          <w:lang w:val="ru-RU"/>
-        </w:rPr>
-      </w:pPr>
-      <w:r>
-        <w:rPr>
-          <w:sz w:val="26"/>
-          <w:szCs w:val="26"/>
-          <w:lang w:val="ru-RU"/>
-        </w:rPr>
-      </w:r>
-    </w:p>
-    <w:p>
-      <w:pPr>
-        <w:pStyle w:val="Normal"/>
-        <w:spacing w:before="0" w:after="0"/>
-        <w:jc w:val="left"/>
-        <w:rPr>
-          <w:sz w:val="26"/>
-          <w:szCs w:val="26"/>
-          <w:lang w:val="ru-RU"/>
-        </w:rPr>
-      </w:pPr>
-      <w:r>
-        <w:rPr>
-          <w:sz w:val="26"/>
-          <w:szCs w:val="26"/>
-          <w:lang w:val="ru-RU"/>
-        </w:rPr>
-        <w:t xml:space="preserve">Тип записи </w:t>
-      </w:r>
-      <w:r>
-        <w:rPr>
-          <w:sz w:val="26"/>
-          <w:szCs w:val="26"/>
-          <w:lang w:val="en-US"/>
-        </w:rPr>
-        <w:t>DNS.</w:t>
-      </w:r>
-    </w:p>
-    <w:p>
-      <w:pPr>
-        <w:pStyle w:val="Normal"/>
-        <w:spacing w:before="0" w:after="0"/>
-        <w:jc w:val="left"/>
-        <w:rPr>
-          <w:sz w:val="26"/>
-          <w:szCs w:val="26"/>
-          <w:lang w:val="ru-RU"/>
-        </w:rPr>
-      </w:pPr>
-      <w:r>
-        <w:rPr>
-          <w:sz w:val="26"/>
-          <w:szCs w:val="26"/>
-          <w:lang w:val="ru-RU"/>
-        </w:rPr>
-        <w:t xml:space="preserve">Записи, из которых состоит система доменных имен, кроме информации, такой как доменное имя и </w:t>
+        <w:t xml:space="preserve">адрес, то нужно будет его менять во всех записях, а если мы используем псевдонимы, то </w:t>
       </w:r>
       <w:r>
         <w:rPr>
@@ -358,135 +896,94 @@
           <w:szCs w:val="26"/>
           <w:lang w:val="ru-RU"/>
         </w:rPr>
-        <w:t>адрес, включает также в себя еще 2 вещи:</w:t>
-      </w:r>
-    </w:p>
-    <w:p>
-      <w:pPr>
-        <w:pStyle w:val="Normal"/>
-        <w:spacing w:before="0" w:after="0"/>
-        <w:jc w:val="left"/>
-        <w:rPr>
-          <w:sz w:val="26"/>
-          <w:szCs w:val="26"/>
-          <w:lang w:val="ru-RU"/>
-        </w:rPr>
-      </w:pPr>
-      <w:r>
-        <w:rPr>
-          <w:sz w:val="26"/>
-          <w:szCs w:val="26"/>
-          <w:lang w:val="ru-RU"/>
-        </w:rPr>
-        <w:t>1. Тип записи — для чего именно предназначена запись. Типов записей для одного доменного имени может быть много, и все они хранят разную инфу.</w:t>
-      </w:r>
-    </w:p>
-    <w:p>
-      <w:pPr>
-        <w:pStyle w:val="Normal"/>
-        <w:spacing w:before="0" w:after="0"/>
-        <w:jc w:val="left"/>
-        <w:rPr>
-          <w:sz w:val="26"/>
-          <w:szCs w:val="26"/>
-          <w:lang w:val="ru-RU"/>
-        </w:rPr>
-      </w:pPr>
-      <w:r>
-        <w:rPr>
-          <w:sz w:val="26"/>
-          <w:szCs w:val="26"/>
-          <w:lang w:val="ru-RU"/>
-        </w:rPr>
-        <w:t xml:space="preserve">2. Класс записи — в каких сетях используется (Сейчас класс используется только один - </w:t>
-      </w:r>
-      <w:r>
-        <w:rPr>
-          <w:sz w:val="26"/>
-          <w:szCs w:val="26"/>
-          <w:lang w:val="en-US"/>
-        </w:rPr>
-        <w:t>IN – INTERNET</w:t>
-      </w:r>
-      <w:r>
-        <w:rPr>
-          <w:sz w:val="26"/>
-          <w:szCs w:val="26"/>
-          <w:lang w:val="ru-RU"/>
-        </w:rPr>
-        <w:t>).</w:t>
-      </w:r>
-    </w:p>
-    <w:p>
-      <w:pPr>
-        <w:pStyle w:val="Normal"/>
-        <w:spacing w:before="0" w:after="0"/>
-        <w:jc w:val="left"/>
-        <w:rPr>
-          <w:sz w:val="26"/>
-          <w:szCs w:val="26"/>
-          <w:lang w:val="ru-RU"/>
-        </w:rPr>
-      </w:pPr>
-      <w:r>
-        <w:rPr>
-          <w:sz w:val="26"/>
-          <w:szCs w:val="26"/>
-          <w:lang w:val="ru-RU"/>
-        </w:rPr>
-        <w:t xml:space="preserve">Например, для того, чтобы хранить </w:t>
-      </w:r>
-      <w:r>
-        <w:rPr>
-          <w:sz w:val="26"/>
-          <w:szCs w:val="26"/>
-          <w:lang w:val="en-US"/>
-        </w:rPr>
-        <w:t>IP-</w:t>
-      </w:r>
-      <w:r>
-        <w:rPr>
-          <w:sz w:val="26"/>
-          <w:szCs w:val="26"/>
-          <w:lang w:val="ru-RU"/>
-        </w:rPr>
-        <w:t>адреса используются записи 2х типов:</w:t>
-      </w:r>
-    </w:p>
-    <w:p>
-      <w:pPr>
-        <w:pStyle w:val="Normal"/>
-        <w:spacing w:before="0" w:after="0"/>
-        <w:jc w:val="left"/>
-        <w:rPr>
-          <w:sz w:val="26"/>
-          <w:szCs w:val="26"/>
-          <w:lang w:val="ru-RU"/>
-        </w:rPr>
-      </w:pPr>
-      <w:r>
-        <w:rPr>
-          <w:sz w:val="26"/>
-          <w:szCs w:val="26"/>
-          <w:lang w:val="ru-RU"/>
-        </w:rPr>
-        <w:t xml:space="preserve">- запись А(сокращение от </w:t>
-      </w:r>
-      <w:r>
-        <w:rPr>
-          <w:sz w:val="26"/>
-          <w:szCs w:val="26"/>
-          <w:lang w:val="en-US"/>
-        </w:rPr>
-        <w:t>address</w:t>
-      </w:r>
-      <w:r>
-        <w:rPr>
-          <w:sz w:val="26"/>
-          <w:szCs w:val="26"/>
-          <w:lang w:val="ru-RU"/>
-        </w:rPr>
-        <w:t xml:space="preserve">) — </w:t>
+        <w:t>адрес нужно поменять 1 раз.</w:t>
+      </w:r>
+    </w:p>
+    <w:p>
+      <w:pPr>
+        <w:pStyle w:val="Normal"/>
+        <w:spacing w:before="0" w:after="0"/>
+        <w:jc w:val="left"/>
+        <w:rPr>
+          <w:lang w:val="en-US"/>
+        </w:rPr>
+      </w:pPr>
+      <w:r>
+        <w:rPr>
+          <w:lang w:val="en-US"/>
+        </w:rPr>
+      </w:r>
+    </w:p>
+    <w:p>
+      <w:pPr>
+        <w:pStyle w:val="Normal"/>
+        <w:spacing w:before="0" w:after="0"/>
+        <w:jc w:val="left"/>
+        <w:rPr>
+          <w:sz w:val="26"/>
+          <w:szCs w:val="26"/>
+          <w:lang w:val="ru-RU"/>
+        </w:rPr>
+      </w:pPr>
+      <w:r>
+        <w:rPr>
+          <w:sz w:val="26"/>
+          <w:szCs w:val="26"/>
+          <w:lang w:val="ru-RU"/>
+        </w:rPr>
+        <w:t xml:space="preserve">При запросе к </w:t>
+      </w:r>
+      <w:r>
+        <w:rPr>
+          <w:sz w:val="26"/>
+          <w:szCs w:val="26"/>
+          <w:lang w:val="en-US"/>
+        </w:rPr>
+        <w:t xml:space="preserve">DNS, </w:t>
+      </w:r>
+      <w:r>
+        <w:rPr>
+          <w:sz w:val="26"/>
+          <w:szCs w:val="26"/>
+          <w:lang w:val="ru-RU"/>
+        </w:rPr>
+        <w:t xml:space="preserve">например при помощи утилиты </w:t>
+      </w:r>
+      <w:r>
+        <w:rPr>
+          <w:sz w:val="26"/>
+          <w:szCs w:val="26"/>
+          <w:lang w:val="en-US"/>
+        </w:rPr>
+        <w:t xml:space="preserve">nslookup </w:t>
+      </w:r>
+      <w:r>
+        <w:rPr>
+          <w:sz w:val="26"/>
+          <w:szCs w:val="26"/>
+          <w:lang w:val="ru-RU"/>
+        </w:rPr>
+        <w:t>можно указать тип записи, которую необходимо получить:</w:t>
+      </w:r>
+    </w:p>
+    <w:p>
+      <w:pPr>
+        <w:pStyle w:val="Normal"/>
+        <w:spacing w:before="0" w:after="0"/>
+        <w:jc w:val="left"/>
+        <w:rPr>
+          <w:sz w:val="26"/>
+          <w:szCs w:val="26"/>
+          <w:lang w:val="ru-RU"/>
+        </w:rPr>
+      </w:pPr>
+      <w:r>
+        <w:rPr>
+          <w:sz w:val="26"/>
+          <w:szCs w:val="26"/>
+          <w:lang w:val="ru-RU"/>
+        </w:rPr>
+        <w:t xml:space="preserve">Чтобы получить </w:t>
       </w:r>
       <w:r>
         <w:rPr>
@@ -496,391 +993,49 @@
         </w:rPr>
         <w:t xml:space="preserve">IPv4 </w:t>
       </w:r>
-    </w:p>
-    <w:p>
-      <w:pPr>
-        <w:pStyle w:val="Normal"/>
-        <w:spacing w:before="0" w:after="0"/>
-        <w:jc w:val="left"/>
-        <w:rPr>
-          <w:sz w:val="26"/>
-          <w:szCs w:val="26"/>
-          <w:lang w:val="ru-RU"/>
-        </w:rPr>
-      </w:pPr>
-      <w:r>
-        <w:rPr>
-          <w:sz w:val="26"/>
-          <w:szCs w:val="26"/>
-          <w:lang w:val="ru-RU"/>
-        </w:rPr>
-        <w:t xml:space="preserve">- запись АААА — </w:t>
-      </w:r>
-      <w:r>
-        <w:rPr>
-          <w:sz w:val="26"/>
-          <w:szCs w:val="26"/>
-          <w:lang w:val="en-US"/>
-        </w:rPr>
-        <w:t xml:space="preserve">IPv6 – </w:t>
-      </w:r>
-      <w:r>
-        <w:rPr>
-          <w:sz w:val="26"/>
-          <w:szCs w:val="26"/>
-          <w:lang w:val="ru-RU"/>
-        </w:rPr>
-        <w:t xml:space="preserve">версия </w:t>
-      </w:r>
-      <w:r>
-        <w:rPr>
-          <w:sz w:val="26"/>
-          <w:szCs w:val="26"/>
-          <w:lang w:val="en-US"/>
-        </w:rPr>
-        <w:t xml:space="preserve">IP </w:t>
-      </w:r>
-      <w:r>
-        <w:rPr>
-          <w:sz w:val="26"/>
-          <w:szCs w:val="26"/>
-          <w:lang w:val="ru-RU"/>
-        </w:rPr>
-        <w:t>которая сейчас вводится в эксплуатацию.</w:t>
-      </w:r>
-    </w:p>
-    <w:p>
-      <w:pPr>
-        <w:pStyle w:val="Normal"/>
-        <w:spacing w:before="0" w:after="0"/>
-        <w:jc w:val="left"/>
-        <w:rPr>
-          <w:sz w:val="26"/>
-          <w:szCs w:val="26"/>
-          <w:lang w:val="ru-RU"/>
-        </w:rPr>
-      </w:pPr>
-      <w:r>
-        <w:rPr>
-          <w:sz w:val="26"/>
-          <w:szCs w:val="26"/>
-          <w:lang w:val="ru-RU"/>
-        </w:rPr>
-      </w:r>
-    </w:p>
-    <w:p>
-      <w:pPr>
-        <w:pStyle w:val="Normal"/>
-        <w:spacing w:before="0" w:after="0"/>
-        <w:jc w:val="left"/>
-        <w:rPr>
-          <w:sz w:val="26"/>
-          <w:szCs w:val="26"/>
-          <w:lang w:val="en-US"/>
-        </w:rPr>
-      </w:pPr>
-      <w:r>
-        <w:rPr>
-          <w:sz w:val="26"/>
-          <w:szCs w:val="26"/>
-          <w:lang w:val="en-US"/>
-        </w:rPr>
-        <w:t xml:space="preserve">DNS </w:t>
-      </w:r>
-      <w:r>
-        <w:rPr>
-          <w:sz w:val="26"/>
-          <w:szCs w:val="26"/>
-          <w:lang w:val="ru-RU"/>
-        </w:rPr>
-        <w:t>псевдонимы можно создать:</w:t>
-      </w:r>
-    </w:p>
-    <w:p>
-      <w:pPr>
-        <w:pStyle w:val="Normal"/>
-        <w:spacing w:before="0" w:after="0"/>
-        <w:jc w:val="left"/>
-        <w:rPr>
-          <w:sz w:val="26"/>
-          <w:szCs w:val="26"/>
-        </w:rPr>
-      </w:pPr>
-      <w:r>
-        <w:rPr>
-          <w:sz w:val="26"/>
-          <w:szCs w:val="26"/>
-          <w:lang w:val="ru-RU"/>
-        </w:rPr>
-        <w:t xml:space="preserve">- Запись типа </w:t>
-      </w:r>
-      <w:r>
-        <w:rPr>
-          <w:sz w:val="26"/>
-          <w:szCs w:val="26"/>
-          <w:lang w:val="en-US"/>
-        </w:rPr>
-        <w:t xml:space="preserve">CNAME(Canonical Name Record – </w:t>
-      </w:r>
-      <w:r>
-        <w:rPr>
-          <w:sz w:val="26"/>
-          <w:szCs w:val="26"/>
-          <w:lang w:val="ru-RU"/>
-        </w:rPr>
-        <w:t>каноническая запись имени</w:t>
-      </w:r>
-      <w:r>
-        <w:rPr>
-          <w:sz w:val="26"/>
-          <w:szCs w:val="26"/>
-          <w:lang w:val="en-US"/>
-        </w:rPr>
-        <w:t xml:space="preserve">) - </w:t>
-      </w:r>
-      <w:r>
-        <w:rPr>
-          <w:sz w:val="26"/>
-          <w:szCs w:val="26"/>
-          <w:lang w:val="ru-RU"/>
-        </w:rPr>
-        <w:t xml:space="preserve">с помощью этой записи можно определить псевдоним для другого доменного имени, например: </w:t>
-      </w:r>
-      <w:r>
-        <w:rPr>
-          <w:sz w:val="26"/>
-          <w:szCs w:val="26"/>
-          <w:lang w:val="en-US"/>
-        </w:rPr>
-        <w:t>www.asozykin.ru →  asozykin.ru</w:t>
-      </w:r>
-    </w:p>
-    <w:p>
-      <w:pPr>
-        <w:pStyle w:val="Normal"/>
-        <w:spacing w:before="0" w:after="0"/>
-        <w:jc w:val="left"/>
-        <w:rPr>
-          <w:sz w:val="26"/>
-          <w:szCs w:val="26"/>
-        </w:rPr>
-      </w:pPr>
-      <w:r>
-        <w:rPr>
-          <w:sz w:val="26"/>
-          <w:szCs w:val="26"/>
-          <w:lang w:val="en-US"/>
-        </w:rPr>
-        <w:t xml:space="preserve">- </w:t>
-      </w:r>
-      <w:r>
-        <w:rPr>
-          <w:sz w:val="26"/>
-          <w:szCs w:val="26"/>
-          <w:lang w:val="ru-RU"/>
-        </w:rPr>
-        <w:t xml:space="preserve">альтернативный способ — задать несколько А записей для одного </w:t>
-      </w:r>
-      <w:r>
-        <w:rPr>
-          <w:sz w:val="26"/>
-          <w:szCs w:val="26"/>
-          <w:lang w:val="en-US"/>
-        </w:rPr>
-        <w:t>IP-</w:t>
-      </w:r>
-      <w:r>
-        <w:rPr>
-          <w:sz w:val="26"/>
-          <w:szCs w:val="26"/>
-          <w:lang w:val="ru-RU"/>
-        </w:rPr>
-        <w:t>адреса.</w:t>
-      </w:r>
-    </w:p>
-    <w:p>
-      <w:pPr>
-        <w:pStyle w:val="Normal"/>
-        <w:spacing w:before="0" w:after="0"/>
-        <w:jc w:val="left"/>
-        <w:rPr>
-          <w:sz w:val="26"/>
-          <w:szCs w:val="26"/>
-        </w:rPr>
-      </w:pPr>
-      <w:r>
-        <w:rPr>
-          <w:sz w:val="26"/>
-          <w:szCs w:val="26"/>
-          <w:lang w:val="ru-RU"/>
-        </w:rPr>
-        <w:t xml:space="preserve">Задавать несколько А записей не всегда удобно — если нужно поменять </w:t>
-      </w:r>
-      <w:r>
-        <w:rPr>
-          <w:sz w:val="26"/>
-          <w:szCs w:val="26"/>
-          <w:lang w:val="en-US"/>
-        </w:rPr>
-        <w:t>IP-</w:t>
-      </w:r>
-      <w:r>
-        <w:rPr>
-          <w:sz w:val="26"/>
-          <w:szCs w:val="26"/>
-          <w:lang w:val="ru-RU"/>
-        </w:rPr>
-        <w:t xml:space="preserve">адрес, то нужно будет его менять во всех записях, а если мы используем псевдонимы, то </w:t>
-      </w:r>
-      <w:r>
-        <w:rPr>
-          <w:sz w:val="26"/>
-          <w:szCs w:val="26"/>
-          <w:lang w:val="en-US"/>
-        </w:rPr>
-        <w:t>IP-</w:t>
-      </w:r>
-      <w:r>
-        <w:rPr>
-          <w:sz w:val="26"/>
-          <w:szCs w:val="26"/>
-          <w:lang w:val="ru-RU"/>
-        </w:rPr>
-        <w:t>адрес нужно поменять 1 раз.</w:t>
-      </w:r>
-    </w:p>
-    <w:p>
-      <w:pPr>
-        <w:pStyle w:val="Normal"/>
-        <w:spacing w:before="0" w:after="0"/>
-        <w:jc w:val="left"/>
-        <w:rPr>
-          <w:lang w:val="en-US"/>
-        </w:rPr>
-      </w:pPr>
-      <w:r>
-        <w:rPr>
-          <w:lang w:val="en-US"/>
-        </w:rPr>
-      </w:r>
-    </w:p>
-    <w:p>
-      <w:pPr>
-        <w:pStyle w:val="Normal"/>
-        <w:spacing w:before="0" w:after="0"/>
-        <w:jc w:val="left"/>
-        <w:rPr>
-          <w:sz w:val="26"/>
-          <w:szCs w:val="26"/>
-          <w:lang w:val="ru-RU"/>
-        </w:rPr>
-      </w:pPr>
-      <w:r>
-        <w:rPr>
-          <w:sz w:val="26"/>
-          <w:szCs w:val="26"/>
-          <w:lang w:val="ru-RU"/>
-        </w:rPr>
-        <w:t xml:space="preserve">При запросе к </w:t>
-      </w:r>
-      <w:r>
-        <w:rPr>
-          <w:sz w:val="26"/>
-          <w:szCs w:val="26"/>
-          <w:lang w:val="en-US"/>
-        </w:rPr>
-        <w:t xml:space="preserve">DNS, </w:t>
-      </w:r>
-      <w:r>
-        <w:rPr>
-          <w:sz w:val="26"/>
-          <w:szCs w:val="26"/>
-          <w:lang w:val="ru-RU"/>
-        </w:rPr>
-        <w:t xml:space="preserve">например при помощи утилиты </w:t>
-      </w:r>
-      <w:r>
-        <w:rPr>
-          <w:sz w:val="26"/>
-          <w:szCs w:val="26"/>
-          <w:lang w:val="en-US"/>
-        </w:rPr>
-        <w:t xml:space="preserve">nslookup </w:t>
-      </w:r>
-      <w:r>
-        <w:rPr>
-          <w:sz w:val="26"/>
-          <w:szCs w:val="26"/>
-          <w:lang w:val="ru-RU"/>
-        </w:rPr>
-        <w:t xml:space="preserve">можно указать тип записи, которую </w:t>
-      </w:r>
-      <w:r>
-        <w:rPr>
-          <w:sz w:val="26"/>
-          <w:szCs w:val="26"/>
-          <w:lang w:val="en-US"/>
-        </w:rPr>
-        <w:t>н</w:t>
-      </w:r>
-      <w:r>
-        <w:rPr>
-          <w:sz w:val="26"/>
-          <w:szCs w:val="26"/>
-          <w:lang w:val="ru-RU"/>
-        </w:rPr>
-        <w:t>еобходимо получить:</w:t>
-      </w:r>
-    </w:p>
-    <w:p>
-      <w:pPr>
-        <w:pStyle w:val="Normal"/>
-        <w:spacing w:before="0" w:after="0"/>
-        <w:jc w:val="left"/>
-        <w:rPr>
-          <w:sz w:val="26"/>
-          <w:szCs w:val="26"/>
-          <w:lang w:val="ru-RU"/>
-        </w:rPr>
-      </w:pPr>
-      <w:r>
-        <w:rPr>
-          <w:sz w:val="26"/>
-          <w:szCs w:val="26"/>
-          <w:lang w:val="ru-RU"/>
-        </w:rPr>
-        <w:t xml:space="preserve">Чтобы получить </w:t>
-      </w:r>
-      <w:r>
-        <w:rPr>
-          <w:sz w:val="26"/>
-          <w:szCs w:val="26"/>
-          <w:lang w:val="en-US"/>
-        </w:rPr>
-        <w:t xml:space="preserve">IPv4 </w:t>
-      </w:r>
-      <w:r>
-        <w:rPr>
-          <w:sz w:val="26"/>
-          <w:szCs w:val="26"/>
-          <w:lang w:val="ru-RU"/>
-        </w:rPr>
-        <w:t>указываем тип з</w:t>
-      </w:r>
-      <w:r>
+      <w:r>
+        <w:rPr>
+          <w:sz w:val="26"/>
+          <w:szCs w:val="26"/>
+          <w:lang w:val="ru-RU"/>
+        </w:rPr>
+        <w:t xml:space="preserve">указываем тип записи </w:t>
+      </w:r>
+      <w:r>
+        <w:rPr>
+          <w:sz w:val="26"/>
+          <w:szCs w:val="26"/>
+          <w:lang w:val="en-US"/>
+        </w:rPr>
+        <w:t>A: -type=A</w:t>
+      </w:r>
+    </w:p>
+    <w:p>
+      <w:pPr>
+        <w:pStyle w:val="Normal"/>
+        <w:spacing w:before="0" w:after="0"/>
+        <w:jc w:val="left"/>
+        <w:rPr>
+          <w:lang w:val="en-US"/>
+        </w:rPr>
+      </w:pPr>
+      <w:r>
+        <w:rPr>
+          <w:lang w:val="en-US"/>
+        </w:rPr>
         <w:drawing>
-          <wp:anchor behindDoc="0" distT="0" distB="0" distL="0" distR="0" simplePos="0" locked="0" layoutInCell="0" allowOverlap="1" relativeHeight="3">
+          <wp:anchor behindDoc="0" distT="0" distB="0" distL="0" distR="0" simplePos="0" locked="0" layoutInCell="0" allowOverlap="1" relativeHeight="2">
             <wp:simplePos x="0" y="0"/>
             <wp:positionH relativeFrom="column">
-              <wp:posOffset>2929255</wp:posOffset>
+              <wp:posOffset>-13335</wp:posOffset>
             </wp:positionH>
             <wp:positionV relativeFrom="paragraph">
-              <wp:posOffset>361950</wp:posOffset>
+              <wp:posOffset>41910</wp:posOffset>
             </wp:positionV>
-            <wp:extent cx="2581275" cy="1475740"/>
+            <wp:extent cx="2326005" cy="1403350"/>
             <wp:effectExtent l="0" t="0" r="0" b="0"/>
             <wp:wrapSquare wrapText="largest"/>
-            <wp:docPr id="1" name="Изображение2" descr=""/>
+            <wp:docPr id="1" name="Изображение1" descr=""/>
             <wp:cNvGraphicFramePr>
               <a:graphicFrameLocks xmlns:a="http://schemas.openxmlformats.org/drawingml/2006/main" noChangeAspect="1"/>
             </wp:cNvGraphicFramePr>
@@ -888,13 +1043,206 @@
               <a:graphicData uri="http://schemas.openxmlformats.org/drawingml/2006/picture">
                 <pic:pic xmlns:pic="http://schemas.openxmlformats.org/drawingml/2006/picture">
                   <pic:nvPicPr>
-                    <pic:cNvPr id="1" name="Изображение2" descr=""/>
+                    <pic:cNvPr id="1" name="Изображение1" descr=""/>
                     <pic:cNvPicPr>
                       <a:picLocks noChangeAspect="1" noChangeArrowheads="1"/>
                     </pic:cNvPicPr>
                   </pic:nvPicPr>
                   <pic:blipFill>
                     <a:blip r:embed="rId2"/>
+                    <a:stretch>
+                      <a:fillRect/>
+                    </a:stretch>
+                  </pic:blipFill>
+                  <pic:spPr bwMode="auto">
+                    <a:xfrm>
+                      <a:off x="0" y="0"/>
+                      <a:ext cx="2326005" cy="1403350"/>
+                    </a:xfrm>
+                    <a:prstGeom prst="rect">
+                      <a:avLst/>
+                    </a:prstGeom>
+                  </pic:spPr>
+                </pic:pic>
+              </a:graphicData>
+            </a:graphic>
+          </wp:anchor>
+        </w:drawing>
+      </w:r>
+    </w:p>
+    <w:p>
+      <w:pPr>
+        <w:pStyle w:val="Normal"/>
+        <w:spacing w:before="0" w:after="0"/>
+        <w:jc w:val="left"/>
+        <w:rPr>
+          <w:lang w:val="en-US"/>
+        </w:rPr>
+      </w:pPr>
+      <w:r>
+        <w:rPr>
+          <w:lang w:val="en-US"/>
+        </w:rPr>
+      </w:r>
+    </w:p>
+    <w:p>
+      <w:pPr>
+        <w:pStyle w:val="Normal"/>
+        <w:spacing w:before="0" w:after="0"/>
+        <w:jc w:val="left"/>
+        <w:rPr>
+          <w:lang w:val="en-US"/>
+        </w:rPr>
+      </w:pPr>
+      <w:r>
+        <w:rPr>
+          <w:lang w:val="en-US"/>
+        </w:rPr>
+      </w:r>
+    </w:p>
+    <w:p>
+      <w:pPr>
+        <w:pStyle w:val="Normal"/>
+        <w:spacing w:before="0" w:after="0"/>
+        <w:jc w:val="left"/>
+        <w:rPr>
+          <w:lang w:val="en-US"/>
+        </w:rPr>
+      </w:pPr>
+      <w:r>
+        <w:rPr>
+          <w:lang w:val="en-US"/>
+        </w:rPr>
+      </w:r>
+    </w:p>
+    <w:p>
+      <w:pPr>
+        <w:pStyle w:val="Normal"/>
+        <w:spacing w:before="0" w:after="0"/>
+        <w:jc w:val="left"/>
+        <w:rPr>
+          <w:lang w:val="en-US"/>
+        </w:rPr>
+      </w:pPr>
+      <w:r>
+        <w:rPr>
+          <w:lang w:val="en-US"/>
+        </w:rPr>
+      </w:r>
+    </w:p>
+    <w:p>
+      <w:pPr>
+        <w:pStyle w:val="Normal"/>
+        <w:spacing w:before="0" w:after="0"/>
+        <w:jc w:val="left"/>
+        <w:rPr>
+          <w:lang w:val="en-US"/>
+        </w:rPr>
+      </w:pPr>
+      <w:r>
+        <w:rPr>
+          <w:lang w:val="en-US"/>
+        </w:rPr>
+      </w:r>
+    </w:p>
+    <w:p>
+      <w:pPr>
+        <w:pStyle w:val="Normal"/>
+        <w:spacing w:before="0" w:after="0"/>
+        <w:jc w:val="left"/>
+        <w:rPr>
+          <w:lang w:val="en-US"/>
+        </w:rPr>
+      </w:pPr>
+      <w:r>
+        <w:rPr>
+          <w:lang w:val="en-US"/>
+        </w:rPr>
+      </w:r>
+    </w:p>
+    <w:p>
+      <w:pPr>
+        <w:pStyle w:val="Normal"/>
+        <w:spacing w:before="0" w:after="0"/>
+        <w:jc w:val="left"/>
+        <w:rPr>
+          <w:sz w:val="26"/>
+          <w:szCs w:val="26"/>
+          <w:lang w:val="ru-RU"/>
+        </w:rPr>
+      </w:pPr>
+      <w:r>
+        <w:rPr>
+          <w:sz w:val="26"/>
+          <w:szCs w:val="26"/>
+          <w:lang w:val="ru-RU"/>
+        </w:rPr>
+      </w:r>
+    </w:p>
+    <w:p>
+      <w:pPr>
+        <w:pStyle w:val="Normal"/>
+        <w:spacing w:before="0" w:after="0"/>
+        <w:jc w:val="left"/>
+        <w:rPr>
+          <w:sz w:val="26"/>
+          <w:szCs w:val="26"/>
+          <w:lang w:val="ru-RU"/>
+        </w:rPr>
+      </w:pPr>
+      <w:r>
+        <w:rPr>
+          <w:sz w:val="26"/>
+          <w:szCs w:val="26"/>
+          <w:lang w:val="en-US"/>
+        </w:rPr>
+        <w:t>Чтобы получить IPv6 указываем тип записи A: -type=AААА</w:t>
+      </w:r>
+    </w:p>
+    <w:p>
+      <w:pPr>
+        <w:pStyle w:val="Normal"/>
+        <w:spacing w:before="0" w:after="0"/>
+        <w:jc w:val="left"/>
+        <w:rPr>
+          <w:sz w:val="26"/>
+          <w:szCs w:val="26"/>
+          <w:lang w:val="ru-RU"/>
+        </w:rPr>
+      </w:pPr>
+      <w:r>
+        <w:rPr>
+          <w:sz w:val="26"/>
+          <w:szCs w:val="26"/>
+          <w:lang w:val="ru-RU"/>
+        </w:rPr>
+        <w:drawing>
+          <wp:anchor behindDoc="0" distT="0" distB="0" distL="0" distR="0" simplePos="0" locked="0" layoutInCell="0" allowOverlap="1" relativeHeight="3">
+            <wp:simplePos x="0" y="0"/>
+            <wp:positionH relativeFrom="column">
+              <wp:posOffset>28575</wp:posOffset>
+            </wp:positionH>
+            <wp:positionV relativeFrom="paragraph">
+              <wp:posOffset>75565</wp:posOffset>
+            </wp:positionV>
+            <wp:extent cx="2581275" cy="1475740"/>
+            <wp:effectExtent l="0" t="0" r="0" b="0"/>
+            <wp:wrapSquare wrapText="largest"/>
+            <wp:docPr id="2" name="Изображение2" descr=""/>
+            <wp:cNvGraphicFramePr>
+              <a:graphicFrameLocks xmlns:a="http://schemas.openxmlformats.org/drawingml/2006/main" noChangeAspect="1"/>
+            </wp:cNvGraphicFramePr>
+            <a:graphic xmlns:a="http://schemas.openxmlformats.org/drawingml/2006/main">
+              <a:graphicData uri="http://schemas.openxmlformats.org/drawingml/2006/picture">
+                <pic:pic xmlns:pic="http://schemas.openxmlformats.org/drawingml/2006/picture">
+                  <pic:nvPicPr>
+                    <pic:cNvPr id="2" name="Изображение2" descr=""/>
+                    <pic:cNvPicPr>
+                      <a:picLocks noChangeAspect="1" noChangeArrowheads="1"/>
+                    </pic:cNvPicPr>
+                  </pic:nvPicPr>
+                  <pic:blipFill>
+                    <a:blip r:embed="rId3"/>
                     <a:stretch>
                       <a:fillRect/>
                     </a:stretch>
@@ -914,221 +1262,99 @@
           </wp:anchor>
         </w:drawing>
       </w:r>
-      <w:r>
-        <w:rPr>
-          <w:sz w:val="26"/>
-          <w:szCs w:val="26"/>
-          <w:lang w:val="ru-RU"/>
-        </w:rPr>
-        <w:t xml:space="preserve">аписи </w:t>
-      </w:r>
-      <w:r>
-        <w:rPr>
-          <w:sz w:val="26"/>
-          <w:szCs w:val="26"/>
-          <w:lang w:val="en-US"/>
-        </w:rPr>
-        <w:t>A: -type=A</w:t>
-      </w:r>
-    </w:p>
-    <w:p>
-      <w:pPr>
-        <w:pStyle w:val="Normal"/>
-        <w:spacing w:before="0" w:after="0"/>
-        <w:jc w:val="left"/>
-        <w:rPr>
-          <w:lang w:val="en-US"/>
-        </w:rPr>
-      </w:pPr>
-      <w:r>
-        <w:rPr>
-          <w:lang w:val="en-US"/>
-        </w:rPr>
-        <w:drawing>
-          <wp:anchor behindDoc="0" distT="0" distB="0" distL="0" distR="0" simplePos="0" locked="0" layoutInCell="0" allowOverlap="1" relativeHeight="2">
-            <wp:simplePos x="0" y="0"/>
-            <wp:positionH relativeFrom="column">
-              <wp:posOffset>-13335</wp:posOffset>
-            </wp:positionH>
-            <wp:positionV relativeFrom="paragraph">
-              <wp:posOffset>41910</wp:posOffset>
-            </wp:positionV>
-            <wp:extent cx="2734310" cy="1649730"/>
-            <wp:effectExtent l="0" t="0" r="0" b="0"/>
-            <wp:wrapSquare wrapText="largest"/>
-            <wp:docPr id="2" name="Изображение1" descr=""/>
-            <wp:cNvGraphicFramePr>
-              <a:graphicFrameLocks xmlns:a="http://schemas.openxmlformats.org/drawingml/2006/main" noChangeAspect="1"/>
-            </wp:cNvGraphicFramePr>
-            <a:graphic xmlns:a="http://schemas.openxmlformats.org/drawingml/2006/main">
-              <a:graphicData uri="http://schemas.openxmlformats.org/drawingml/2006/picture">
-                <pic:pic xmlns:pic="http://schemas.openxmlformats.org/drawingml/2006/picture">
-                  <pic:nvPicPr>
-                    <pic:cNvPr id="2" name="Изображение1" descr=""/>
-                    <pic:cNvPicPr>
-                      <a:picLocks noChangeAspect="1" noChangeArrowheads="1"/>
-                    </pic:cNvPicPr>
-                  </pic:nvPicPr>
-                  <pic:blipFill>
-                    <a:blip r:embed="rId3"/>
-                    <a:stretch>
-                      <a:fillRect/>
-                    </a:stretch>
-                  </pic:blipFill>
-                  <pic:spPr bwMode="auto">
-                    <a:xfrm>
-                      <a:off x="0" y="0"/>
-                      <a:ext cx="2734310" cy="1649730"/>
-                    </a:xfrm>
-                    <a:prstGeom prst="rect">
-                      <a:avLst/>
-                    </a:prstGeom>
-                  </pic:spPr>
-                </pic:pic>
-              </a:graphicData>
-            </a:graphic>
-          </wp:anchor>
-        </w:drawing>
-      </w:r>
-    </w:p>
-    <w:p>
-      <w:pPr>
-        <w:pStyle w:val="Normal"/>
-        <w:spacing w:before="0" w:after="0"/>
-        <w:jc w:val="left"/>
-        <w:rPr>
-          <w:lang w:val="en-US"/>
-        </w:rPr>
-      </w:pPr>
-      <w:r>
-        <w:rPr>
-          <w:lang w:val="en-US"/>
-        </w:rPr>
-      </w:r>
-    </w:p>
-    <w:p>
-      <w:pPr>
-        <w:pStyle w:val="Normal"/>
-        <w:spacing w:before="0" w:after="0"/>
-        <w:jc w:val="left"/>
-        <w:rPr>
-          <w:lang w:val="en-US"/>
-        </w:rPr>
-      </w:pPr>
-      <w:r>
-        <w:rPr>
-          <w:lang w:val="en-US"/>
-        </w:rPr>
-      </w:r>
-    </w:p>
-    <w:p>
-      <w:pPr>
-        <w:pStyle w:val="Normal"/>
-        <w:spacing w:before="0" w:after="0"/>
-        <w:jc w:val="left"/>
-        <w:rPr>
-          <w:lang w:val="en-US"/>
-        </w:rPr>
-      </w:pPr>
-      <w:r>
-        <w:rPr>
-          <w:lang w:val="en-US"/>
-        </w:rPr>
-      </w:r>
-    </w:p>
-    <w:p>
-      <w:pPr>
-        <w:pStyle w:val="Normal"/>
-        <w:spacing w:before="0" w:after="0"/>
-        <w:jc w:val="left"/>
-        <w:rPr>
-          <w:lang w:val="en-US"/>
-        </w:rPr>
-      </w:pPr>
-      <w:r>
-        <w:rPr>
-          <w:lang w:val="en-US"/>
-        </w:rPr>
-      </w:r>
-    </w:p>
-    <w:p>
-      <w:pPr>
-        <w:pStyle w:val="Normal"/>
-        <w:spacing w:before="0" w:after="0"/>
-        <w:jc w:val="left"/>
-        <w:rPr>
-          <w:lang w:val="en-US"/>
-        </w:rPr>
-      </w:pPr>
-      <w:r>
-        <w:rPr>
-          <w:lang w:val="en-US"/>
-        </w:rPr>
-      </w:r>
-    </w:p>
-    <w:p>
-      <w:pPr>
-        <w:pStyle w:val="Normal"/>
-        <w:spacing w:before="0" w:after="0"/>
-        <w:jc w:val="left"/>
-        <w:rPr>
-          <w:lang w:val="en-US"/>
-        </w:rPr>
-      </w:pPr>
-      <w:r>
-        <w:rPr>
-          <w:lang w:val="en-US"/>
-        </w:rPr>
-      </w:r>
-    </w:p>
-    <w:p>
-      <w:pPr>
-        <w:pStyle w:val="Normal"/>
-        <w:spacing w:before="0" w:after="0"/>
-        <w:jc w:val="left"/>
-        <w:rPr>
-          <w:lang w:val="en-US"/>
-        </w:rPr>
-      </w:pPr>
-      <w:r>
-        <w:rPr>
-          <w:lang w:val="en-US"/>
-        </w:rPr>
-      </w:r>
-    </w:p>
-    <w:p>
-      <w:pPr>
-        <w:pStyle w:val="Normal"/>
-        <w:spacing w:before="0" w:after="0"/>
-        <w:jc w:val="left"/>
-        <w:rPr>
-          <w:lang w:val="en-US"/>
-        </w:rPr>
-      </w:pPr>
-      <w:r>
-        <w:rPr>
-          <w:lang w:val="en-US"/>
-        </w:rPr>
-      </w:r>
-    </w:p>
-    <w:p>
-      <w:pPr>
-        <w:pStyle w:val="Normal"/>
-        <w:spacing w:before="0" w:after="0"/>
-        <w:jc w:val="left"/>
-        <w:rPr>
-          <w:sz w:val="26"/>
-          <w:szCs w:val="26"/>
-          <w:lang w:val="ru-RU"/>
-        </w:rPr>
-      </w:pPr>
-      <w:r>
-        <w:rPr>
-          <w:sz w:val="26"/>
-          <w:szCs w:val="26"/>
-          <w:lang w:val="en-US"/>
-        </w:rPr>
-        <w:t>Чтобы получить IPv6 указываем тип записи A: -type=AААА</w:t>
+    </w:p>
+    <w:p>
+      <w:pPr>
+        <w:pStyle w:val="Normal"/>
+        <w:spacing w:before="0" w:after="0"/>
+        <w:jc w:val="left"/>
+        <w:rPr>
+          <w:sz w:val="26"/>
+          <w:szCs w:val="26"/>
+          <w:lang w:val="ru-RU"/>
+        </w:rPr>
+      </w:pPr>
+      <w:r>
+        <w:rPr>
+          <w:sz w:val="26"/>
+          <w:szCs w:val="26"/>
+          <w:lang w:val="ru-RU"/>
+        </w:rPr>
+      </w:r>
+    </w:p>
+    <w:p>
+      <w:pPr>
+        <w:pStyle w:val="Normal"/>
+        <w:spacing w:before="0" w:after="0"/>
+        <w:jc w:val="left"/>
+        <w:rPr>
+          <w:lang w:val="en-US"/>
+        </w:rPr>
+      </w:pPr>
+      <w:r>
+        <w:rPr>
+          <w:lang w:val="en-US"/>
+        </w:rPr>
+      </w:r>
+    </w:p>
+    <w:p>
+      <w:pPr>
+        <w:pStyle w:val="Normal"/>
+        <w:spacing w:before="0" w:after="0"/>
+        <w:jc w:val="left"/>
+        <w:rPr>
+          <w:lang w:val="en-US"/>
+        </w:rPr>
+      </w:pPr>
+      <w:r>
+        <w:rPr>
+          <w:lang w:val="en-US"/>
+        </w:rPr>
+      </w:r>
+    </w:p>
+    <w:p>
+      <w:pPr>
+        <w:pStyle w:val="Normal"/>
+        <w:spacing w:before="0" w:after="0"/>
+        <w:jc w:val="left"/>
+        <w:rPr>
+          <w:lang w:val="en-US"/>
+        </w:rPr>
+      </w:pPr>
+      <w:r>
+        <w:rPr>
+          <w:lang w:val="en-US"/>
+        </w:rPr>
+      </w:r>
+    </w:p>
+    <w:p>
+      <w:pPr>
+        <w:pStyle w:val="Normal"/>
+        <w:spacing w:before="0" w:after="0"/>
+        <w:jc w:val="left"/>
+        <w:rPr>
+          <w:lang w:val="en-US"/>
+        </w:rPr>
+      </w:pPr>
+      <w:r>
+        <w:rPr>
+          <w:lang w:val="en-US"/>
+        </w:rPr>
+      </w:r>
+    </w:p>
+    <w:p>
+      <w:pPr>
+        <w:pStyle w:val="Normal"/>
+        <w:spacing w:before="0" w:after="0"/>
+        <w:jc w:val="left"/>
+        <w:rPr>
+          <w:lang w:val="en-US"/>
+        </w:rPr>
+      </w:pPr>
+      <w:r>
+        <w:rPr>
+          <w:lang w:val="en-US"/>
+        </w:rPr>
       </w:r>
     </w:p>
     <w:p>
@@ -1154,7 +1380,6 @@
         <w:rPr>
           <w:sz w:val="26"/>
           <w:szCs w:val="26"/>
-          <w:lang w:val="en-US"/>
         </w:rPr>
         <w:t>cname: -type=cname</w:t>
       </w:r>
@@ -1181,7 +1406,7 @@
             <wp:positionV relativeFrom="paragraph">
               <wp:posOffset>19050</wp:posOffset>
             </wp:positionV>
-            <wp:extent cx="3253740" cy="1664970"/>
+            <wp:extent cx="2554605" cy="1307465"/>
             <wp:effectExtent l="0" t="0" r="0" b="0"/>
             <wp:wrapSquare wrapText="largest"/>
             <wp:docPr id="3" name="Изображение3" descr=""/>
@@ -1206,7 +1431,7 @@
                   <pic:spPr bwMode="auto">
                     <a:xfrm>
                       <a:off x="0" y="0"/>
-                      <a:ext cx="3253740" cy="1664970"/>
+                      <a:ext cx="2554605" cy="1307465"/>
                     </a:xfrm>
                     <a:prstGeom prst="rect">
                       <a:avLst/>
@@ -1255,87 +1480,57 @@
         <w:spacing w:before="0" w:after="0"/>
         <w:jc w:val="left"/>
         <w:rPr>
-          <w:lang w:val="en-US"/>
-        </w:rPr>
-      </w:pPr>
-      <w:r>
-        <w:rPr>
-          <w:lang w:val="en-US"/>
-        </w:rPr>
-      </w:r>
-    </w:p>
-    <w:p>
-      <w:pPr>
-        <w:pStyle w:val="Normal"/>
-        <w:spacing w:before="0" w:after="0"/>
-        <w:jc w:val="left"/>
-        <w:rPr>
-          <w:lang w:val="en-US"/>
-        </w:rPr>
-      </w:pPr>
-      <w:r>
-        <w:rPr>
-          <w:lang w:val="en-US"/>
-        </w:rPr>
-      </w:r>
-    </w:p>
-    <w:p>
-      <w:pPr>
-        <w:pStyle w:val="Normal"/>
-        <w:spacing w:before="0" w:after="0"/>
-        <w:jc w:val="left"/>
-        <w:rPr>
-          <w:lang w:val="en-US"/>
-        </w:rPr>
-      </w:pPr>
-      <w:r>
-        <w:rPr>
-          <w:lang w:val="en-US"/>
-        </w:rPr>
-      </w:r>
-    </w:p>
-    <w:p>
-      <w:pPr>
-        <w:pStyle w:val="Normal"/>
-        <w:spacing w:before="0" w:after="0"/>
-        <w:jc w:val="left"/>
-        <w:rPr>
-          <w:lang w:val="en-US"/>
-        </w:rPr>
-      </w:pPr>
-      <w:r>
-        <w:rPr>
-          <w:lang w:val="en-US"/>
-        </w:rPr>
-      </w:r>
-    </w:p>
-    <w:p>
-      <w:pPr>
-        <w:pStyle w:val="Normal"/>
-        <w:spacing w:before="0" w:after="0"/>
-        <w:jc w:val="left"/>
-        <w:rPr>
-          <w:lang w:val="en-US"/>
-        </w:rPr>
-      </w:pPr>
-      <w:r>
-        <w:rPr>
-          <w:lang w:val="en-US"/>
-        </w:rPr>
-      </w:r>
-    </w:p>
-    <w:p>
-      <w:pPr>
-        <w:pStyle w:val="Normal"/>
-        <w:spacing w:before="0" w:after="0"/>
-        <w:jc w:val="left"/>
-        <w:rPr>
-          <w:lang w:val="en-US"/>
-        </w:rPr>
-      </w:pPr>
-      <w:r>
-        <w:rPr>
-          <w:lang w:val="en-US"/>
+          <w:lang w:val="ru-RU"/>
+        </w:rPr>
+      </w:pPr>
+      <w:r>
+        <w:rPr>
+          <w:lang w:val="ru-RU"/>
+        </w:rPr>
+      </w:r>
+    </w:p>
+    <w:p>
+      <w:pPr>
+        <w:pStyle w:val="Normal"/>
+        <w:spacing w:before="0" w:after="0"/>
+        <w:jc w:val="left"/>
+        <w:rPr>
+          <w:lang w:val="ru-RU"/>
+        </w:rPr>
+      </w:pPr>
+      <w:r>
+        <w:rPr>
+          <w:lang w:val="ru-RU"/>
+        </w:rPr>
+      </w:r>
+    </w:p>
+    <w:p>
+      <w:pPr>
+        <w:pStyle w:val="Normal"/>
+        <w:spacing w:before="0" w:after="0"/>
+        <w:jc w:val="left"/>
+        <w:rPr>
+          <w:lang w:val="ru-RU"/>
+        </w:rPr>
+      </w:pPr>
+      <w:r>
+        <w:rPr>
+          <w:lang w:val="ru-RU"/>
+        </w:rPr>
+      </w:r>
+    </w:p>
+    <w:p>
+      <w:pPr>
+        <w:pStyle w:val="Normal"/>
+        <w:spacing w:before="0" w:after="0"/>
+        <w:jc w:val="left"/>
+        <w:rPr>
+          <w:lang w:val="ru-RU"/>
+        </w:rPr>
+      </w:pPr>
+      <w:r>
+        <w:rPr>
+          <w:lang w:val="ru-RU"/>
         </w:rPr>
       </w:r>
     </w:p>
@@ -1406,21 +1601,6 @@
         <w:spacing w:before="0" w:after="0"/>
         <w:jc w:val="left"/>
         <w:rPr>
-          <w:lang w:val="en-US"/>
-        </w:rPr>
-      </w:pPr>
-      <w:r>
-        <w:rPr>
-          <w:lang w:val="en-US"/>
-        </w:rPr>
-      </w:r>
-    </w:p>
-    <w:p>
-      <w:pPr>
-        <w:pStyle w:val="Normal"/>
-        <w:spacing w:before="0" w:after="0"/>
-        <w:jc w:val="left"/>
-        <w:rPr>
           <w:sz w:val="26"/>
           <w:szCs w:val="26"/>
           <w:lang w:val="ru-RU"/>
@@ -1448,7 +1628,7 @@
           <w:szCs w:val="26"/>
           <w:lang w:val="ru-RU"/>
         </w:rPr>
-        <w:t xml:space="preserve">активно используется в электронной почте. </w:t>
+        <w:t xml:space="preserve">используется в электронной почте. </w:t>
       </w:r>
     </w:p>
     <w:p>
@@ -1472,15 +1652,31 @@
           <w:szCs w:val="26"/>
           <w:lang w:val="en-US"/>
         </w:rPr>
-        <w:t xml:space="preserve">a@gmail.com – </w:t>
-      </w:r>
-      <w:r>
-        <w:rPr>
-          <w:sz w:val="26"/>
-          <w:szCs w:val="26"/>
-          <w:lang w:val="ru-RU"/>
-        </w:rPr>
-        <w:t>как узнать адрес почтового сервера для этого домена?</w:t>
+        <w:t>a@gmail.com –</w:t>
+      </w:r>
+      <w:r>
+        <w:rPr>
+          <w:sz w:val="26"/>
+          <w:szCs w:val="26"/>
+          <w:lang w:val="ru-RU"/>
+        </w:rPr>
+        <w:t xml:space="preserve"> </w:t>
+      </w:r>
+      <w:r>
+        <w:rPr>
+          <w:sz w:val="26"/>
+          <w:szCs w:val="26"/>
+          <w:lang w:val="en-US"/>
+        </w:rPr>
+        <w:t>д</w:t>
+      </w:r>
+      <w:r>
+        <w:rPr>
+          <w:sz w:val="26"/>
+          <w:szCs w:val="26"/>
+          <w:lang w:val="ru-RU"/>
+        </w:rPr>
+        <w:t>ля этого нужно узнать адрес почтового сервера для этого домена.</w:t>
       </w:r>
     </w:p>
     <w:p>
@@ -1537,6 +1733,62 @@
           <w:lang w:val="en-US"/>
         </w:rPr>
         <w:t>Mail eXchane)</w:t>
+      </w:r>
+    </w:p>
+    <w:p>
+      <w:pPr>
+        <w:pStyle w:val="Normal"/>
+        <w:spacing w:before="0" w:after="0"/>
+        <w:jc w:val="left"/>
+        <w:rPr/>
+      </w:pPr>
+      <w:r>
+        <w:rPr/>
+        <w:t>Чтобы отправить электронную почту, сервер-отправитель запрашивает у DNS-сервера MX-запись домена получателя электронного сообщения (то есть части адреса после символа «@»).</w:t>
+      </w:r>
+    </w:p>
+    <w:p>
+      <w:pPr>
+        <w:pStyle w:val="Normal"/>
+        <w:spacing w:before="0" w:after="0"/>
+        <w:jc w:val="left"/>
+        <w:rPr/>
+      </w:pPr>
+      <w:r>
+        <w:rPr/>
+        <w:t xml:space="preserve">В результате запроса возвращается список </w:t>
+      </w:r>
+      <w:r>
+        <w:rPr/>
+        <w:t>доменных имён</w:t>
+      </w:r>
+      <w:r>
+        <w:rPr/>
+        <w:t xml:space="preserve"> почтовых серверов, принимающих входящую почту для данного домена, и номеров предпочтения для каждого из них. </w:t>
+      </w:r>
+      <w:r>
+        <w:rPr/>
+        <w:t>З</w:t>
+      </w:r>
+      <w:r>
+        <w:rPr/>
+        <w:t xml:space="preserve">атем </w:t>
+      </w:r>
+      <w:r>
+        <w:rPr/>
+        <w:t>с</w:t>
+      </w:r>
+      <w:r>
+        <w:rPr/>
+        <w:t xml:space="preserve">ервер-отправитель пытается установить SMTP-соединение с одним из этих </w:t>
+      </w:r>
+      <w:r>
+        <w:rPr/>
+        <w:t>серверов</w:t>
+      </w:r>
+      <w:r>
+        <w:rPr/>
+        <w:t>, выбирая имена по порядку, начиная с наименьшего номера предпочтения, и перебирая их до тех пор, пока не удастся установить соединение.</w:t>
       </w:r>
     </w:p>
     <w:p>
@@ -1657,7 +1909,7 @@
           <w:szCs w:val="26"/>
           <w:lang w:val="ru-RU"/>
         </w:rPr>
-        <w:t>В начале каждой записи содержится число — это приоритет. Сначала происходит попытка отправить почту на сервер с самым маленьким приоритетом — если этот сервер по каким-то причинам не отвечает, то обращение идет к серверу с приоритетом выше и т. д.</w:t>
+        <w:t xml:space="preserve">В начале каждой записи содержится число — это приоритет. </w:t>
       </w:r>
     </w:p>
     <w:p>
@@ -1756,7 +2008,7 @@
         <w:rPr>
           <w:lang w:val="ru-RU"/>
         </w:rPr>
-        <w:t xml:space="preserve">Дерево доменных имён разделено на отдельные зоны, и есть отдельные сервера, которые обслуживают, например корневой домен, домены в зоне </w:t>
+        <w:t xml:space="preserve">Дерево доменных имён разделено на отдельные зоны, и есть отдельные серверы, которые обслуживают, например корневой домен, домены в зоне </w:t>
       </w:r>
       <w:r>
         <w:rPr>
@@ -1863,34 +2115,6 @@
         <w:spacing w:before="0" w:after="0"/>
         <w:jc w:val="left"/>
         <w:rPr>
-          <w:lang w:val="ru-RU"/>
-        </w:rPr>
-      </w:pPr>
-      <w:r>
-        <w:rPr>
-          <w:lang w:val="ru-RU"/>
-        </w:rPr>
-        <w:t xml:space="preserve">Вышестоящий домен использует «приклеенные» А-записи, чтобы определить адреса серверов в </w:t>
-      </w:r>
-      <w:r>
-        <w:rPr>
-          <w:lang w:val="en-US"/>
-        </w:rPr>
-        <w:t>NS-</w:t>
-      </w:r>
-      <w:r>
-        <w:rPr>
-          <w:lang w:val="ru-RU"/>
-        </w:rPr>
-        <w:t>записях.</w:t>
-      </w:r>
-    </w:p>
-    <w:p>
-      <w:pPr>
-        <w:pStyle w:val="Normal"/>
-        <w:spacing w:before="0" w:after="0"/>
-        <w:jc w:val="left"/>
-        <w:rPr>
           <w:sz w:val="26"/>
           <w:szCs w:val="26"/>
           <w:lang w:val="ru-RU"/>
@@ -1981,23 +2205,7 @@
           <w:szCs w:val="26"/>
           <w:lang w:val="ru-RU"/>
         </w:rPr>
-        <w:t xml:space="preserve">адреса по доменному имени может решать и </w:t>
-      </w:r>
-      <w:r>
-        <w:rPr>
-          <w:sz w:val="26"/>
-          <w:szCs w:val="26"/>
-          <w:lang w:val="ru-RU"/>
-        </w:rPr>
-        <w:t>обратную</w:t>
-      </w:r>
-      <w:r>
-        <w:rPr>
-          <w:sz w:val="26"/>
-          <w:szCs w:val="26"/>
-          <w:lang w:val="ru-RU"/>
-        </w:rPr>
-        <w:t xml:space="preserve"> — определять доменное имя по </w:t>
+        <w:t xml:space="preserve">адреса по доменному имени может решать и обратную — определять доменное имя по </w:t>
       </w:r>
       <w:r>
         <w:rPr>
@@ -2033,31 +2241,7 @@
           <w:szCs w:val="26"/>
           <w:lang w:val="ru-RU"/>
         </w:rPr>
-        <w:t>Для этого используется 2 т</w:t>
-      </w:r>
-      <w:r>
-        <w:rPr>
-          <w:sz w:val="26"/>
-          <w:szCs w:val="26"/>
-          <w:lang w:val="ru-RU"/>
-        </w:rPr>
-        <w:t>ип</w:t>
-      </w:r>
-      <w:r>
-        <w:rPr>
-          <w:sz w:val="26"/>
-          <w:szCs w:val="26"/>
-          <w:lang w:val="ru-RU"/>
-        </w:rPr>
-        <w:t>а</w:t>
-      </w:r>
-      <w:r>
-        <w:rPr>
-          <w:sz w:val="26"/>
-          <w:szCs w:val="26"/>
-          <w:lang w:val="ru-RU"/>
-        </w:rPr>
-        <w:t xml:space="preserve"> </w:t>
+        <w:t xml:space="preserve">Для этого используется 2 типа </w:t>
       </w:r>
       <w:r>
         <w:rPr>
@@ -2241,15 +2425,7 @@
           <w:szCs w:val="26"/>
           <w:lang w:val="ru-RU"/>
         </w:rPr>
-        <w:t>- специальная доменн</w:t>
-      </w:r>
-      <w:r>
-        <w:rPr>
-          <w:sz w:val="26"/>
-          <w:szCs w:val="26"/>
-          <w:lang w:val="ru-RU"/>
-        </w:rPr>
-        <w:t xml:space="preserve">ое имя для обратных зон — </w:t>
+        <w:t xml:space="preserve">- специальная доменное имя для обратных зон — </w:t>
       </w:r>
       <w:r>
         <w:rPr>
@@ -2357,15 +2533,7 @@
           <w:szCs w:val="26"/>
           <w:lang w:val="en-US"/>
         </w:rPr>
-        <w:t xml:space="preserve">- </w:t>
-      </w:r>
-      <w:r>
-        <w:rPr>
-          <w:sz w:val="26"/>
-          <w:szCs w:val="26"/>
-          <w:lang w:val="en-US"/>
-        </w:rPr>
-        <w:t>IP-</w:t>
+        <w:t>- IP-</w:t>
       </w:r>
       <w:r>
         <w:rPr>
@@ -2430,69 +2598,6 @@
           <w:lang w:val="en-US"/>
         </w:rPr>
         <w:t>88.55.88.77.in-addr.arpa. → yandex.ru</w:t>
-      </w:r>
-    </w:p>
-    <w:p>
-      <w:pPr>
-        <w:pStyle w:val="Normal"/>
-        <w:spacing w:before="0" w:after="0"/>
-        <w:jc w:val="left"/>
-        <w:rPr>
-          <w:sz w:val="26"/>
-          <w:szCs w:val="26"/>
-          <w:lang w:val="en-US"/>
-        </w:rPr>
-      </w:pPr>
-      <w:r>
-        <w:rPr>
-          <w:sz w:val="26"/>
-          <w:szCs w:val="26"/>
-          <w:lang w:val="en-US"/>
-        </w:rPr>
-      </w:r>
-    </w:p>
-    <w:p>
-      <w:pPr>
-        <w:pStyle w:val="Normal"/>
-        <w:spacing w:before="0" w:after="0"/>
-        <w:jc w:val="left"/>
-        <w:rPr>
-          <w:sz w:val="26"/>
-          <w:szCs w:val="26"/>
-          <w:lang w:val="ru-RU"/>
-        </w:rPr>
-      </w:pPr>
-      <w:r>
-        <w:rPr>
-          <w:sz w:val="26"/>
-          <w:szCs w:val="26"/>
-          <w:lang w:val="ru-RU"/>
-        </w:rPr>
-        <w:t xml:space="preserve">Итог: кроме </w:t>
-      </w:r>
-      <w:r>
-        <w:rPr>
-          <w:sz w:val="26"/>
-          <w:szCs w:val="26"/>
-          <w:lang w:val="en-US"/>
-        </w:rPr>
-        <w:t>IP-</w:t>
-      </w:r>
-      <w:r>
-        <w:rPr>
-          <w:sz w:val="26"/>
-          <w:szCs w:val="26"/>
-          <w:lang w:val="ru-RU"/>
-        </w:rPr>
-        <w:t xml:space="preserve">адреса по доменному имени с помощью системы доменных имен можно определить достаточно много разной инфы. Какая инфа нужна указывается в типе записей </w:t>
-      </w:r>
-      <w:r>
-        <w:rPr>
-          <w:sz w:val="26"/>
-          <w:szCs w:val="26"/>
-          <w:lang w:val="en-US"/>
-        </w:rPr>
-        <w:t xml:space="preserve">DNS. </w:t>
       </w:r>
     </w:p>
     <w:sectPr>
@@ -3376,7 +3481,22 @@
       <w:u w:val="single"/>
     </w:rPr>
   </w:style>
-  <w:style w:type="paragraph" w:styleId="Style9">
+  <w:style w:type="character" w:styleId="InternetLink2">
+    <w:name w:val="Internet Link2"/>
+    <w:qFormat/>
+    <w:rPr>
+      <w:color w:val="000080"/>
+      <w:u w:val="single"/>
+    </w:rPr>
+  </w:style>
+  <w:style w:type="character" w:styleId="Style9">
+    <w:name w:val="Исходный текст"/>
+    <w:qFormat/>
+    <w:rPr>
+      <w:rFonts w:ascii="Liberation Mono" w:hAnsi="Liberation Mono" w:eastAsia="Liberation Mono" w:cs="Liberation Mono"/>
+    </w:rPr>
+  </w:style>
+  <w:style w:type="paragraph" w:styleId="Style10">
     <w:name w:val="Заголовок"/>
     <w:basedOn w:val="Normal"/>
     <w:next w:val="BodyText"/>
@@ -3423,7 +3543,7 @@
       <w:szCs w:val="24"/>
     </w:rPr>
   </w:style>
-  <w:style w:type="paragraph" w:styleId="Style10">
+  <w:style w:type="paragraph" w:styleId="Style11">
     <w:name w:val="Указатель"/>
     <w:basedOn w:val="Normal"/>
     <w:qFormat/>
@@ -3524,7 +3644,7 @@
       <w:color w:themeColor="accent1" w:themeShade="bf" w:val="2E74B5"/>
     </w:rPr>
   </w:style>
-  <w:style w:type="numbering" w:styleId="Style11" w:default="1">
+  <w:style w:type="numbering" w:styleId="Style12" w:default="1">
     <w:name w:val="Без списка"/>
     <w:uiPriority w:val="99"/>
     <w:semiHidden/>
